--- a/25DCE014-FDSA_Practical-2.docx
+++ b/25DCE014-FDSA_Practical-2.docx
@@ -1,6 +1,6 @@
 
 <file path=word/document.xml><?xml version="1.0" encoding="utf-8"?>
-<w:document xmlns:wpc="http://schemas.microsoft.com/office/word/2010/wordprocessingCanvas" xmlns:cx="http://schemas.microsoft.com/office/drawing/2014/chartex" xmlns:cx1="http://schemas.microsoft.com/office/drawing/2015/9/8/chartex" xmlns:cx2="http://schemas.microsoft.com/office/drawing/2015/10/21/chartex" xmlns:cx3="http://schemas.microsoft.com/office/drawing/2016/5/9/chartex" xmlns:cx4="http://schemas.microsoft.com/office/drawing/2016/5/10/chartex" xmlns:cx5="http://schemas.microsoft.com/office/drawing/2016/5/11/chartex" xmlns:cx6="http://schemas.microsoft.com/office/drawing/2016/5/12/chartex" xmlns:cx7="http://schemas.microsoft.com/office/drawing/2016/5/13/chartex" xmlns:cx8="http://schemas.microsoft.com/office/drawing/2016/5/14/chartex" xmlns:mc="http://schemas.openxmlformats.org/markup-compatibility/2006" xmlns:aink="http://schemas.microsoft.com/office/drawing/2016/ink" xmlns:am3d="http://schemas.microsoft.com/office/drawing/2017/model3d" xmlns:o="urn:schemas-microsoft-com:office:office" xmlns:oel="http://schemas.microsoft.com/office/2019/extlst" xmlns:r="http://schemas.openxmlformats.org/officeDocument/2006/relationships" xmlns:m="http://schemas.openxmlformats.org/officeDocument/2006/math" xmlns:v="urn:schemas-microsoft-com:vml" xmlns:wp14="http://schemas.microsoft.com/office/word/2010/wordprocessingDrawing" xmlns:wp="http://schemas.openxmlformats.org/drawingml/2006/wordprocessingDrawing" xmlns:w10="urn:schemas-microsoft-com:office:word" xmlns:w="http://schemas.openxmlformats.org/wordprocessingml/2006/main" xmlns:w14="http://schemas.microsoft.com/office/word/2010/wordml" xmlns:w15="http://schemas.microsoft.com/office/word/2012/wordml" xmlns:w16cex="http://schemas.microsoft.com/office/word/2018/wordml/cex" xmlns:w16cid="http://schemas.microsoft.com/office/word/2016/wordml/cid" xmlns:w16="http://schemas.microsoft.com/office/word/2018/wordml" xmlns:w16du="http://schemas.microsoft.com/office/word/2023/wordml/word16du" xmlns:w16sdtdh="http://schemas.microsoft.com/office/word/2020/wordml/sdtdatahash" xmlns:w16sdtfl="http://schemas.microsoft.com/office/word/2024/wordml/sdtformatlock" xmlns:w16se="http://schemas.microsoft.com/office/word/2015/wordml/symex" xmlns:wpg="http://schemas.microsoft.com/office/word/2010/wordprocessingGroup" xmlns:wpi="http://schemas.microsoft.com/office/word/2010/wordprocessingInk" xmlns:wne="http://schemas.microsoft.com/office/word/2006/wordml" xmlns:wps="http://schemas.microsoft.com/office/word/2010/wordprocessingShape" mc:Ignorable="w14 w15 w16se w16cid w16 w16cex w16sdtdh w16sdtfl w16du wp14">
+<w:document xmlns:wpc="http://schemas.microsoft.com/office/word/2010/wordprocessingCanvas" xmlns:cx="http://schemas.microsoft.com/office/drawing/2014/chartex" xmlns:cx1="http://schemas.microsoft.com/office/drawing/2015/9/8/chartex" xmlns:cx2="http://schemas.microsoft.com/office/drawing/2015/10/21/chartex" xmlns:cx3="http://schemas.microsoft.com/office/drawing/2016/5/9/chartex" xmlns:cx4="http://schemas.microsoft.com/office/drawing/2016/5/10/chartex" xmlns:cx5="http://schemas.microsoft.com/office/drawing/2016/5/11/chartex" xmlns:cx6="http://schemas.microsoft.com/office/drawing/2016/5/12/chartex" xmlns:cx7="http://schemas.microsoft.com/office/drawing/2016/5/13/chartex" xmlns:cx8="http://schemas.microsoft.com/office/drawing/2016/5/14/chartex" xmlns:mc="http://schemas.openxmlformats.org/markup-compatibility/2006" xmlns:aink="http://schemas.microsoft.com/office/drawing/2016/ink" xmlns:am3d="http://schemas.microsoft.com/office/drawing/2017/model3d" xmlns:o="urn:schemas-microsoft-com:office:office" xmlns:oel="http://schemas.microsoft.com/office/2019/extlst" xmlns:r="http://schemas.openxmlformats.org/officeDocument/2006/relationships" xmlns:m="http://schemas.openxmlformats.org/officeDocument/2006/math" xmlns:v="urn:schemas-microsoft-com:vml" xmlns:wp14="http://schemas.microsoft.com/office/word/2010/wordprocessingDrawing" xmlns:wp="http://schemas.openxmlformats.org/drawingml/2006/wordprocessingDrawing" xmlns:w10="urn:schemas-microsoft-com:office:word" xmlns:w="http://schemas.openxmlformats.org/wordprocessingml/2006/main" xmlns:w14="http://schemas.microsoft.com/office/word/2010/wordml" xmlns:w15="http://schemas.microsoft.com/office/word/2012/wordml" xmlns:w16cei="http://schemas.microsoft.com/office/word/2026/wordml/cei" xmlns:w16cex="http://schemas.microsoft.com/office/word/2018/wordml/cex" xmlns:w16cid="http://schemas.microsoft.com/office/word/2016/wordml/cid" xmlns:w16="http://schemas.microsoft.com/office/word/2018/wordml" xmlns:w16du="http://schemas.microsoft.com/office/word/2023/wordml/word16du" xmlns:w16sdtdh="http://schemas.microsoft.com/office/word/2020/wordml/sdtdatahash" xmlns:w16sdtfl="http://schemas.microsoft.com/office/word/2024/wordml/sdtformatlock" xmlns:w16se="http://schemas.microsoft.com/office/word/2015/wordml/symex" xmlns:wpg="http://schemas.microsoft.com/office/word/2010/wordprocessingGroup" xmlns:wpi="http://schemas.microsoft.com/office/word/2010/wordprocessingInk" xmlns:wne="http://schemas.microsoft.com/office/word/2006/wordml" xmlns:wps="http://schemas.microsoft.com/office/word/2010/wordprocessingShape" mc:Ignorable="w14 w15 w16se w16cid w16 w16cex w16sdtdh w16sdtfl w16du wp14">
   <w:body>
     <w:p>
       <w:pPr>
@@ -493,8 +493,20 @@
           <w:sz w:val="28"/>
           <w:szCs w:val="28"/>
         </w:rPr>
-        <w:t>Problem 1 :</w:t>
-      </w:r>
+        <w:t xml:space="preserve">Problem </w:t>
+      </w:r>
+      <w:proofErr w:type="gramStart"/>
+      <w:r>
+        <w:rPr>
+          <w:rFonts w:ascii="Times New Roman" w:hAnsi="Times New Roman" w:cs="Times New Roman"/>
+          <w:b/>
+          <w:bCs/>
+          <w:sz w:val="28"/>
+          <w:szCs w:val="28"/>
+        </w:rPr>
+        <w:t>1 :</w:t>
+      </w:r>
+      <w:proofErr w:type="gramEnd"/>
     </w:p>
     <w:p>
       <w:pPr>
@@ -575,7 +587,501 @@
           <w:szCs w:val="28"/>
         </w:rPr>
       </w:pPr>
-      <w:hyperlink r:id="rId9" w:history="1">
+    </w:p>
+    <w:p>
+      <w:pPr>
+        <w:jc w:val="both"/>
+        <w:rPr>
+          <w:rFonts w:ascii="Times New Roman" w:hAnsi="Times New Roman" w:cs="Times New Roman"/>
+          <w:b/>
+          <w:bCs/>
+          <w:sz w:val="28"/>
+          <w:szCs w:val="28"/>
+        </w:rPr>
+      </w:pPr>
+    </w:p>
+    <w:p>
+      <w:pPr>
+        <w:jc w:val="both"/>
+        <w:rPr>
+          <w:rFonts w:ascii="Times New Roman" w:hAnsi="Times New Roman" w:cs="Times New Roman"/>
+          <w:b/>
+          <w:bCs/>
+          <w:sz w:val="28"/>
+          <w:szCs w:val="28"/>
+        </w:rPr>
+      </w:pPr>
+    </w:p>
+    <w:p>
+      <w:pPr>
+        <w:jc w:val="both"/>
+        <w:rPr>
+          <w:rFonts w:ascii="Times New Roman" w:hAnsi="Times New Roman" w:cs="Times New Roman"/>
+          <w:b/>
+          <w:bCs/>
+          <w:sz w:val="28"/>
+          <w:szCs w:val="28"/>
+        </w:rPr>
+      </w:pPr>
+    </w:p>
+    <w:p>
+      <w:pPr>
+        <w:jc w:val="both"/>
+        <w:rPr>
+          <w:rFonts w:ascii="Times New Roman" w:hAnsi="Times New Roman" w:cs="Times New Roman"/>
+          <w:b/>
+          <w:bCs/>
+          <w:sz w:val="28"/>
+          <w:szCs w:val="28"/>
+        </w:rPr>
+      </w:pPr>
+    </w:p>
+    <w:p>
+      <w:pPr>
+        <w:jc w:val="both"/>
+        <w:rPr>
+          <w:rFonts w:ascii="Times New Roman" w:hAnsi="Times New Roman" w:cs="Times New Roman"/>
+          <w:b/>
+          <w:bCs/>
+          <w:sz w:val="28"/>
+          <w:szCs w:val="28"/>
+        </w:rPr>
+      </w:pPr>
+    </w:p>
+    <w:p>
+      <w:pPr>
+        <w:jc w:val="both"/>
+        <w:rPr>
+          <w:rFonts w:ascii="Times New Roman" w:hAnsi="Times New Roman" w:cs="Times New Roman"/>
+          <w:b/>
+          <w:bCs/>
+          <w:sz w:val="28"/>
+          <w:szCs w:val="28"/>
+        </w:rPr>
+      </w:pPr>
+    </w:p>
+    <w:p>
+      <w:pPr>
+        <w:jc w:val="both"/>
+        <w:rPr>
+          <w:rFonts w:ascii="Times New Roman" w:hAnsi="Times New Roman" w:cs="Times New Roman"/>
+          <w:b/>
+          <w:bCs/>
+          <w:sz w:val="28"/>
+          <w:szCs w:val="28"/>
+        </w:rPr>
+      </w:pPr>
+    </w:p>
+    <w:p>
+      <w:pPr>
+        <w:jc w:val="both"/>
+        <w:rPr>
+          <w:rFonts w:ascii="Times New Roman" w:hAnsi="Times New Roman" w:cs="Times New Roman"/>
+          <w:b/>
+          <w:bCs/>
+          <w:sz w:val="28"/>
+          <w:szCs w:val="28"/>
+        </w:rPr>
+      </w:pPr>
+    </w:p>
+    <w:p>
+      <w:pPr>
+        <w:jc w:val="both"/>
+        <w:rPr>
+          <w:rFonts w:ascii="Times New Roman" w:hAnsi="Times New Roman" w:cs="Times New Roman"/>
+          <w:b/>
+          <w:bCs/>
+          <w:sz w:val="28"/>
+          <w:szCs w:val="28"/>
+        </w:rPr>
+      </w:pPr>
+    </w:p>
+    <w:p>
+      <w:pPr>
+        <w:jc w:val="both"/>
+        <w:rPr>
+          <w:rFonts w:ascii="Times New Roman" w:hAnsi="Times New Roman" w:cs="Times New Roman"/>
+          <w:b/>
+          <w:bCs/>
+          <w:sz w:val="28"/>
+          <w:szCs w:val="28"/>
+        </w:rPr>
+      </w:pPr>
+      <w:r>
+        <w:rPr>
+          <w:rFonts w:ascii="Times New Roman" w:hAnsi="Times New Roman" w:cs="Times New Roman"/>
+          <w:b/>
+          <w:bCs/>
+          <w:sz w:val="28"/>
+          <w:szCs w:val="28"/>
+        </w:rPr>
+        <w:lastRenderedPageBreak/>
+        <w:t>Output:</w:t>
+      </w:r>
+    </w:p>
+    <w:p>
+      <w:pPr>
+        <w:jc w:val="both"/>
+        <w:rPr>
+          <w:rFonts w:ascii="Times New Roman" w:hAnsi="Times New Roman" w:cs="Times New Roman"/>
+          <w:b/>
+          <w:bCs/>
+          <w:sz w:val="28"/>
+          <w:szCs w:val="28"/>
+        </w:rPr>
+      </w:pPr>
+    </w:p>
+    <w:p>
+      <w:pPr>
+        <w:jc w:val="both"/>
+        <w:rPr>
+          <w:rFonts w:ascii="Times New Roman" w:hAnsi="Times New Roman" w:cs="Times New Roman"/>
+          <w:b/>
+          <w:bCs/>
+          <w:sz w:val="28"/>
+          <w:szCs w:val="28"/>
+        </w:rPr>
+      </w:pPr>
+      <w:r>
+        <w:rPr>
+          <w:rFonts w:ascii="Times New Roman" w:hAnsi="Times New Roman" w:cs="Times New Roman"/>
+          <w:b/>
+          <w:bCs/>
+          <w:sz w:val="28"/>
+          <w:szCs w:val="28"/>
+        </w:rPr>
+        <w:drawing>
+          <wp:inline distT="0" distB="0" distL="0" distR="0" wp14:anchorId="0B63370D" wp14:editId="3FB15B88">
+            <wp:extent cx="5731510" cy="2014220"/>
+            <wp:effectExtent l="0" t="0" r="2540" b="5080"/>
+            <wp:docPr id="1267619914" name="Picture 1"/>
+            <wp:cNvGraphicFramePr>
+              <a:graphicFrameLocks xmlns:a="http://schemas.openxmlformats.org/drawingml/2006/main" noChangeAspect="1"/>
+            </wp:cNvGraphicFramePr>
+            <a:graphic xmlns:a="http://schemas.openxmlformats.org/drawingml/2006/main">
+              <a:graphicData uri="http://schemas.openxmlformats.org/drawingml/2006/picture">
+                <pic:pic xmlns:pic="http://schemas.openxmlformats.org/drawingml/2006/picture">
+                  <pic:nvPicPr>
+                    <pic:cNvPr id="1267619914" name=""/>
+                    <pic:cNvPicPr/>
+                  </pic:nvPicPr>
+                  <pic:blipFill>
+                    <a:blip r:embed="rId9"/>
+                    <a:stretch>
+                      <a:fillRect/>
+                    </a:stretch>
+                  </pic:blipFill>
+                  <pic:spPr>
+                    <a:xfrm>
+                      <a:off x="0" y="0"/>
+                      <a:ext cx="5731510" cy="2014220"/>
+                    </a:xfrm>
+                    <a:prstGeom prst="rect">
+                      <a:avLst/>
+                    </a:prstGeom>
+                  </pic:spPr>
+                </pic:pic>
+              </a:graphicData>
+            </a:graphic>
+          </wp:inline>
+        </w:drawing>
+      </w:r>
+    </w:p>
+    <w:p>
+      <w:pPr>
+        <w:jc w:val="both"/>
+        <w:rPr>
+          <w:rFonts w:ascii="Times New Roman" w:hAnsi="Times New Roman" w:cs="Times New Roman"/>
+          <w:b/>
+          <w:bCs/>
+          <w:sz w:val="28"/>
+          <w:szCs w:val="28"/>
+        </w:rPr>
+      </w:pPr>
+    </w:p>
+    <w:p>
+      <w:pPr>
+        <w:jc w:val="both"/>
+        <w:rPr>
+          <w:rFonts w:ascii="Times New Roman" w:hAnsi="Times New Roman" w:cs="Times New Roman"/>
+          <w:b/>
+          <w:bCs/>
+          <w:sz w:val="28"/>
+          <w:szCs w:val="28"/>
+        </w:rPr>
+      </w:pPr>
+      <w:r>
+        <w:rPr>
+          <w:rFonts w:ascii="Times New Roman" w:hAnsi="Times New Roman" w:cs="Times New Roman"/>
+          <w:b/>
+          <w:bCs/>
+          <w:sz w:val="28"/>
+          <w:szCs w:val="28"/>
+        </w:rPr>
+        <w:t>Problem Faced:</w:t>
+      </w:r>
+    </w:p>
+    <w:p>
+      <w:pPr>
+        <w:jc w:val="both"/>
+        <w:rPr>
+          <w:rFonts w:ascii="Times New Roman" w:hAnsi="Times New Roman" w:cs="Times New Roman"/>
+          <w:sz w:val="28"/>
+          <w:szCs w:val="28"/>
+        </w:rPr>
+      </w:pPr>
+      <w:r>
+        <w:rPr>
+          <w:rFonts w:ascii="Times New Roman" w:hAnsi="Times New Roman" w:cs="Times New Roman"/>
+          <w:sz w:val="28"/>
+          <w:szCs w:val="28"/>
+        </w:rPr>
+        <w:t>The main challenge in this problem is searching for the target license plate efficiently while implementing both iterative and recursive approaches. Another challenge is handling cases where the target plate may appear multiple times in the list and ensuring that the returned position is consistent.</w:t>
+      </w:r>
+    </w:p>
+    <w:p>
+      <w:pPr>
+        <w:jc w:val="both"/>
+        <w:rPr>
+          <w:rFonts w:ascii="Times New Roman" w:hAnsi="Times New Roman" w:cs="Times New Roman"/>
+          <w:sz w:val="28"/>
+          <w:szCs w:val="28"/>
+        </w:rPr>
+      </w:pPr>
+    </w:p>
+    <w:p>
+      <w:pPr>
+        <w:jc w:val="both"/>
+        <w:rPr>
+          <w:rFonts w:ascii="Times New Roman" w:hAnsi="Times New Roman" w:cs="Times New Roman"/>
+          <w:sz w:val="28"/>
+          <w:szCs w:val="28"/>
+        </w:rPr>
+      </w:pPr>
+      <w:r>
+        <w:rPr>
+          <w:rFonts w:ascii="Times New Roman" w:hAnsi="Times New Roman" w:cs="Times New Roman"/>
+          <w:b/>
+          <w:bCs/>
+          <w:sz w:val="28"/>
+          <w:szCs w:val="28"/>
+        </w:rPr>
+        <w:t>Outcome/Conclusion:</w:t>
+      </w:r>
+    </w:p>
+    <w:p>
+      <w:pPr>
+        <w:jc w:val="both"/>
+        <w:rPr>
+          <w:rFonts w:ascii="Times New Roman" w:hAnsi="Times New Roman" w:cs="Times New Roman"/>
+          <w:sz w:val="28"/>
+          <w:szCs w:val="28"/>
+        </w:rPr>
+      </w:pPr>
+      <w:r>
+        <w:rPr>
+          <w:rFonts w:ascii="Times New Roman" w:hAnsi="Times New Roman" w:cs="Times New Roman"/>
+          <w:sz w:val="28"/>
+          <w:szCs w:val="28"/>
+        </w:rPr>
+        <w:t>Two search methods are used: iterative and recursive. The iterative method checks each license plate from the beginning until the target is found. The recursive method checks one plate at a time and calls itself to search the remaining list. Both methods return the position of the target when found. If the target appears multiple times, the first occurrence is returned because the search starts from the beginning and stops at the first match.</w:t>
+      </w:r>
+    </w:p>
+    <w:p>
+      <w:pPr>
+        <w:jc w:val="both"/>
+        <w:rPr>
+          <w:rFonts w:ascii="Times New Roman" w:hAnsi="Times New Roman" w:cs="Times New Roman"/>
+          <w:sz w:val="28"/>
+          <w:szCs w:val="28"/>
+        </w:rPr>
+      </w:pPr>
+    </w:p>
+    <w:p>
+      <w:pPr>
+        <w:jc w:val="both"/>
+        <w:rPr>
+          <w:rFonts w:ascii="Times New Roman" w:hAnsi="Times New Roman" w:cs="Times New Roman"/>
+          <w:b/>
+          <w:bCs/>
+          <w:sz w:val="28"/>
+          <w:szCs w:val="28"/>
+        </w:rPr>
+      </w:pPr>
+    </w:p>
+    <w:p>
+      <w:pPr>
+        <w:jc w:val="both"/>
+        <w:rPr>
+          <w:rFonts w:ascii="Times New Roman" w:hAnsi="Times New Roman" w:cs="Times New Roman"/>
+          <w:b/>
+          <w:bCs/>
+          <w:sz w:val="28"/>
+          <w:szCs w:val="28"/>
+        </w:rPr>
+      </w:pPr>
+    </w:p>
+    <w:p>
+      <w:pPr>
+        <w:jc w:val="both"/>
+        <w:rPr>
+          <w:rFonts w:ascii="Times New Roman" w:hAnsi="Times New Roman" w:cs="Times New Roman"/>
+          <w:b/>
+          <w:bCs/>
+          <w:sz w:val="28"/>
+          <w:szCs w:val="28"/>
+        </w:rPr>
+      </w:pPr>
+      <w:r>
+        <w:rPr>
+          <w:rFonts w:ascii="Times New Roman" w:hAnsi="Times New Roman" w:cs="Times New Roman"/>
+          <w:b/>
+          <w:bCs/>
+          <w:sz w:val="28"/>
+          <w:szCs w:val="28"/>
+        </w:rPr>
+        <w:t xml:space="preserve">Problem </w:t>
+      </w:r>
+      <w:proofErr w:type="gramStart"/>
+      <w:r>
+        <w:rPr>
+          <w:rFonts w:ascii="Times New Roman" w:hAnsi="Times New Roman" w:cs="Times New Roman"/>
+          <w:b/>
+          <w:bCs/>
+          <w:sz w:val="28"/>
+          <w:szCs w:val="28"/>
+        </w:rPr>
+        <w:t>2 :</w:t>
+      </w:r>
+      <w:proofErr w:type="gramEnd"/>
+    </w:p>
+    <w:p>
+      <w:pPr>
+        <w:jc w:val="both"/>
+        <w:rPr>
+          <w:rFonts w:ascii="Times New Roman" w:hAnsi="Times New Roman" w:cs="Times New Roman"/>
+          <w:sz w:val="28"/>
+          <w:szCs w:val="28"/>
+        </w:rPr>
+      </w:pPr>
+      <w:r>
+        <w:rPr>
+          <w:rFonts w:ascii="Times New Roman" w:hAnsi="Times New Roman" w:cs="Times New Roman"/>
+          <w:sz w:val="28"/>
+          <w:szCs w:val="28"/>
+        </w:rPr>
+        <w:t xml:space="preserve">A librarian maintains a sorted </w:t>
+      </w:r>
+      <w:proofErr w:type="spellStart"/>
+      <w:r>
+        <w:rPr>
+          <w:rFonts w:ascii="Times New Roman" w:hAnsi="Times New Roman" w:cs="Times New Roman"/>
+          <w:sz w:val="28"/>
+          <w:szCs w:val="28"/>
+        </w:rPr>
+        <w:t>catalog</w:t>
+      </w:r>
+      <w:proofErr w:type="spellEnd"/>
+      <w:r>
+        <w:rPr>
+          <w:rFonts w:ascii="Times New Roman" w:hAnsi="Times New Roman" w:cs="Times New Roman"/>
+          <w:sz w:val="28"/>
+          <w:szCs w:val="28"/>
+        </w:rPr>
+        <w:t xml:space="preserve"> of book codes and needs to locate a specific code </w:t>
+      </w:r>
+      <w:proofErr w:type="spellStart"/>
+      <w:proofErr w:type="gramStart"/>
+      <w:r>
+        <w:rPr>
+          <w:rFonts w:ascii="Times New Roman" w:hAnsi="Times New Roman" w:cs="Times New Roman"/>
+          <w:sz w:val="28"/>
+          <w:szCs w:val="28"/>
+        </w:rPr>
+        <w:t>quickly.Instead</w:t>
+      </w:r>
+      <w:proofErr w:type="spellEnd"/>
+      <w:proofErr w:type="gramEnd"/>
+      <w:r>
+        <w:rPr>
+          <w:rFonts w:ascii="Times New Roman" w:hAnsi="Times New Roman" w:cs="Times New Roman"/>
+          <w:sz w:val="28"/>
+          <w:szCs w:val="28"/>
+        </w:rPr>
+        <w:t xml:space="preserve"> of going through every book, she opens the </w:t>
+      </w:r>
+      <w:proofErr w:type="spellStart"/>
+      <w:r>
+        <w:rPr>
+          <w:rFonts w:ascii="Times New Roman" w:hAnsi="Times New Roman" w:cs="Times New Roman"/>
+          <w:sz w:val="28"/>
+          <w:szCs w:val="28"/>
+        </w:rPr>
+        <w:t>catalog</w:t>
+      </w:r>
+      <w:proofErr w:type="spellEnd"/>
+      <w:r>
+        <w:rPr>
+          <w:rFonts w:ascii="Times New Roman" w:hAnsi="Times New Roman" w:cs="Times New Roman"/>
+          <w:sz w:val="28"/>
+          <w:szCs w:val="28"/>
+        </w:rPr>
+        <w:t xml:space="preserve"> to the middle, checks whether the target is to the left or right, and repeats. Given a sorted </w:t>
+      </w:r>
+      <w:r>
+        <w:rPr>
+          <w:rFonts w:ascii="Times New Roman" w:hAnsi="Times New Roman" w:cs="Times New Roman"/>
+          <w:sz w:val="28"/>
+          <w:szCs w:val="28"/>
+        </w:rPr>
+        <w:lastRenderedPageBreak/>
+        <w:t>list of book codes and a target code, implement both approaches — one using a loop and one where the function calls itself — and report the position of the target code. Describe the approach you used. What is the one condition your input must satisfy for this approach to work correctly? What would go wrong if that condition was not met?</w:t>
+      </w:r>
+    </w:p>
+    <w:p>
+      <w:pPr>
+        <w:jc w:val="both"/>
+        <w:rPr>
+          <w:rFonts w:ascii="Times New Roman" w:hAnsi="Times New Roman" w:cs="Times New Roman"/>
+          <w:sz w:val="28"/>
+          <w:szCs w:val="28"/>
+        </w:rPr>
+      </w:pPr>
+    </w:p>
+    <w:p>
+      <w:pPr>
+        <w:jc w:val="both"/>
+        <w:rPr>
+          <w:rFonts w:ascii="Times New Roman" w:hAnsi="Times New Roman" w:cs="Times New Roman"/>
+          <w:b/>
+          <w:bCs/>
+          <w:sz w:val="28"/>
+          <w:szCs w:val="28"/>
+        </w:rPr>
+      </w:pPr>
+      <w:r>
+        <w:rPr>
+          <w:rFonts w:ascii="Times New Roman" w:hAnsi="Times New Roman" w:cs="Times New Roman"/>
+          <w:b/>
+          <w:bCs/>
+          <w:sz w:val="28"/>
+          <w:szCs w:val="28"/>
+        </w:rPr>
+        <w:t>For Code:</w:t>
+      </w:r>
+    </w:p>
+    <w:p>
+      <w:pPr>
+        <w:jc w:val="both"/>
+        <w:rPr>
+          <w:rFonts w:ascii="Times New Roman" w:hAnsi="Times New Roman" w:cs="Times New Roman"/>
+          <w:b/>
+          <w:bCs/>
+          <w:sz w:val="28"/>
+          <w:szCs w:val="28"/>
+        </w:rPr>
+      </w:pPr>
+      <w:hyperlink r:id="rId10" w:history="1">
         <w:r>
           <w:rPr>
             <w:rStyle w:val="Hyperlink"/>
@@ -612,111 +1118,14 @@
           <w:szCs w:val="28"/>
         </w:rPr>
       </w:pPr>
-    </w:p>
-    <w:p>
-      <w:pPr>
-        <w:jc w:val="both"/>
-        <w:rPr>
-          <w:rFonts w:ascii="Times New Roman" w:hAnsi="Times New Roman" w:cs="Times New Roman"/>
-          <w:b/>
-          <w:bCs/>
-          <w:sz w:val="28"/>
-          <w:szCs w:val="28"/>
-        </w:rPr>
-      </w:pPr>
-    </w:p>
-    <w:p>
-      <w:pPr>
-        <w:jc w:val="both"/>
-        <w:rPr>
-          <w:rFonts w:ascii="Times New Roman" w:hAnsi="Times New Roman" w:cs="Times New Roman"/>
-          <w:b/>
-          <w:bCs/>
-          <w:sz w:val="28"/>
-          <w:szCs w:val="28"/>
-        </w:rPr>
-      </w:pPr>
-    </w:p>
-    <w:p>
-      <w:pPr>
-        <w:jc w:val="both"/>
-        <w:rPr>
-          <w:rFonts w:ascii="Times New Roman" w:hAnsi="Times New Roman" w:cs="Times New Roman"/>
-          <w:b/>
-          <w:bCs/>
-          <w:sz w:val="28"/>
-          <w:szCs w:val="28"/>
-        </w:rPr>
-      </w:pPr>
-    </w:p>
-    <w:p>
-      <w:pPr>
-        <w:jc w:val="both"/>
-        <w:rPr>
-          <w:rFonts w:ascii="Times New Roman" w:hAnsi="Times New Roman" w:cs="Times New Roman"/>
-          <w:b/>
-          <w:bCs/>
-          <w:sz w:val="28"/>
-          <w:szCs w:val="28"/>
-        </w:rPr>
-      </w:pPr>
-    </w:p>
-    <w:p>
-      <w:pPr>
-        <w:jc w:val="both"/>
-        <w:rPr>
-          <w:rFonts w:ascii="Times New Roman" w:hAnsi="Times New Roman" w:cs="Times New Roman"/>
-          <w:b/>
-          <w:bCs/>
-          <w:sz w:val="28"/>
-          <w:szCs w:val="28"/>
-        </w:rPr>
-      </w:pPr>
-    </w:p>
-    <w:p>
-      <w:pPr>
-        <w:jc w:val="both"/>
-        <w:rPr>
-          <w:rFonts w:ascii="Times New Roman" w:hAnsi="Times New Roman" w:cs="Times New Roman"/>
-          <w:b/>
-          <w:bCs/>
-          <w:sz w:val="28"/>
-          <w:szCs w:val="28"/>
-        </w:rPr>
-      </w:pPr>
-    </w:p>
-    <w:p>
-      <w:pPr>
-        <w:jc w:val="both"/>
-        <w:rPr>
-          <w:rFonts w:ascii="Times New Roman" w:hAnsi="Times New Roman" w:cs="Times New Roman"/>
-          <w:b/>
-          <w:bCs/>
-          <w:sz w:val="28"/>
-          <w:szCs w:val="28"/>
-        </w:rPr>
-      </w:pPr>
-    </w:p>
-    <w:p>
-      <w:pPr>
-        <w:jc w:val="both"/>
-        <w:rPr>
-          <w:rFonts w:ascii="Times New Roman" w:hAnsi="Times New Roman" w:cs="Times New Roman"/>
-          <w:b/>
-          <w:bCs/>
-          <w:sz w:val="28"/>
-          <w:szCs w:val="28"/>
-        </w:rPr>
-      </w:pPr>
-      <w:r>
-        <w:rPr>
-          <w:rFonts w:ascii="Times New Roman" w:hAnsi="Times New Roman" w:cs="Times New Roman"/>
-          <w:b/>
-          <w:bCs/>
-          <w:sz w:val="28"/>
-          <w:szCs w:val="28"/>
-        </w:rPr>
-        <w:lastRenderedPageBreak/>
+      <w:r>
+        <w:rPr>
+          <w:rFonts w:ascii="Times New Roman" w:hAnsi="Times New Roman" w:cs="Times New Roman"/>
+          <w:b/>
+          <w:bCs/>
+          <w:sz w:val="28"/>
+          <w:szCs w:val="28"/>
+        </w:rPr>
         <w:t>Output:</w:t>
       </w:r>
     </w:p>
@@ -748,394 +1157,7 @@
           <w:rFonts w:ascii="Times New Roman" w:hAnsi="Times New Roman" w:cs="Times New Roman"/>
           <w:b/>
           <w:bCs/>
-          <w:sz w:val="28"/>
-          <w:szCs w:val="28"/>
-        </w:rPr>
-        <w:drawing>
-          <wp:inline distT="0" distB="0" distL="0" distR="0" wp14:anchorId="116E03CC" wp14:editId="00CCACD8">
-            <wp:extent cx="5731510" cy="2941955"/>
-            <wp:effectExtent l="0" t="0" r="2540" b="0"/>
-            <wp:docPr id="1301393044" name="Picture 1"/>
-            <wp:cNvGraphicFramePr>
-              <a:graphicFrameLocks xmlns:a="http://schemas.openxmlformats.org/drawingml/2006/main" noChangeAspect="1"/>
-            </wp:cNvGraphicFramePr>
-            <a:graphic xmlns:a="http://schemas.openxmlformats.org/drawingml/2006/main">
-              <a:graphicData uri="http://schemas.openxmlformats.org/drawingml/2006/picture">
-                <pic:pic xmlns:pic="http://schemas.openxmlformats.org/drawingml/2006/picture">
-                  <pic:nvPicPr>
-                    <pic:cNvPr id="1301393044" name=""/>
-                    <pic:cNvPicPr/>
-                  </pic:nvPicPr>
-                  <pic:blipFill>
-                    <a:blip r:embed="rId10"/>
-                    <a:stretch>
-                      <a:fillRect/>
-                    </a:stretch>
-                  </pic:blipFill>
-                  <pic:spPr>
-                    <a:xfrm>
-                      <a:off x="0" y="0"/>
-                      <a:ext cx="5731510" cy="2941955"/>
-                    </a:xfrm>
-                    <a:prstGeom prst="rect">
-                      <a:avLst/>
-                    </a:prstGeom>
-                  </pic:spPr>
-                </pic:pic>
-              </a:graphicData>
-            </a:graphic>
-          </wp:inline>
-        </w:drawing>
-      </w:r>
-    </w:p>
-    <w:p>
-      <w:pPr>
-        <w:jc w:val="both"/>
-        <w:rPr>
-          <w:rFonts w:ascii="Times New Roman" w:hAnsi="Times New Roman" w:cs="Times New Roman"/>
-          <w:b/>
-          <w:bCs/>
-          <w:sz w:val="28"/>
-          <w:szCs w:val="28"/>
-        </w:rPr>
-      </w:pPr>
-    </w:p>
-    <w:p>
-      <w:pPr>
-        <w:jc w:val="both"/>
-        <w:rPr>
-          <w:rFonts w:ascii="Times New Roman" w:hAnsi="Times New Roman" w:cs="Times New Roman"/>
-          <w:b/>
-          <w:bCs/>
-          <w:sz w:val="28"/>
-          <w:szCs w:val="28"/>
-        </w:rPr>
-      </w:pPr>
-      <w:r>
-        <w:rPr>
-          <w:rFonts w:ascii="Times New Roman" w:hAnsi="Times New Roman" w:cs="Times New Roman"/>
-          <w:b/>
-          <w:bCs/>
-          <w:sz w:val="28"/>
-          <w:szCs w:val="28"/>
-        </w:rPr>
-        <w:t>Problem Faced:</w:t>
-      </w:r>
-    </w:p>
-    <w:p>
-      <w:pPr>
-        <w:jc w:val="both"/>
-        <w:rPr>
-          <w:rFonts w:ascii="Times New Roman" w:hAnsi="Times New Roman" w:cs="Times New Roman"/>
-          <w:sz w:val="28"/>
-          <w:szCs w:val="28"/>
-        </w:rPr>
-      </w:pPr>
-      <w:r>
-        <w:rPr>
-          <w:rFonts w:ascii="Times New Roman" w:hAnsi="Times New Roman" w:cs="Times New Roman"/>
-          <w:sz w:val="28"/>
-          <w:szCs w:val="28"/>
-        </w:rPr>
-        <w:t>The main challenge in this problem is searching for the target license plate efficiently while implementing both iterative and recursive approaches. Another challenge is handling cases where the target plate may appear multiple times in the list and ensuring that the returned position is consistent.</w:t>
-      </w:r>
-    </w:p>
-    <w:p>
-      <w:pPr>
-        <w:jc w:val="both"/>
-        <w:rPr>
-          <w:rFonts w:ascii="Times New Roman" w:hAnsi="Times New Roman" w:cs="Times New Roman"/>
-          <w:sz w:val="28"/>
-          <w:szCs w:val="28"/>
-        </w:rPr>
-      </w:pPr>
-    </w:p>
-    <w:p>
-      <w:pPr>
-        <w:jc w:val="both"/>
-        <w:rPr>
-          <w:rFonts w:ascii="Times New Roman" w:hAnsi="Times New Roman" w:cs="Times New Roman"/>
-          <w:sz w:val="28"/>
-          <w:szCs w:val="28"/>
-        </w:rPr>
-      </w:pPr>
-      <w:r>
-        <w:rPr>
-          <w:rFonts w:ascii="Times New Roman" w:hAnsi="Times New Roman" w:cs="Times New Roman"/>
-          <w:b/>
-          <w:bCs/>
-          <w:sz w:val="28"/>
-          <w:szCs w:val="28"/>
-        </w:rPr>
-        <w:t>Outcome/Conclusion:</w:t>
-      </w:r>
-    </w:p>
-    <w:p>
-      <w:pPr>
-        <w:jc w:val="both"/>
-        <w:rPr>
-          <w:rFonts w:ascii="Times New Roman" w:hAnsi="Times New Roman" w:cs="Times New Roman"/>
-          <w:sz w:val="28"/>
-          <w:szCs w:val="28"/>
-        </w:rPr>
-      </w:pPr>
-      <w:r>
-        <w:rPr>
-          <w:rFonts w:ascii="Times New Roman" w:hAnsi="Times New Roman" w:cs="Times New Roman"/>
-          <w:sz w:val="28"/>
-          <w:szCs w:val="28"/>
-        </w:rPr>
-        <w:t>Two search methods are used: iterative and recursive. The iterative method checks each license plate from the beginning until the target is found. The recursive method checks one plate at a time and calls itself to search the remaining list. Both methods return the position of the target when found. If the target appears multiple times, the first occurrence is returned because the search starts from the beginning and stops at the first match.</w:t>
-      </w:r>
-    </w:p>
-    <w:p>
-      <w:pPr>
-        <w:jc w:val="both"/>
-        <w:rPr>
-          <w:rFonts w:ascii="Times New Roman" w:hAnsi="Times New Roman" w:cs="Times New Roman"/>
-          <w:sz w:val="28"/>
-          <w:szCs w:val="28"/>
-        </w:rPr>
-      </w:pPr>
-    </w:p>
-    <w:p>
-      <w:pPr>
-        <w:jc w:val="both"/>
-        <w:rPr>
-          <w:rFonts w:ascii="Times New Roman" w:hAnsi="Times New Roman" w:cs="Times New Roman"/>
-          <w:b/>
-          <w:bCs/>
-          <w:sz w:val="28"/>
-          <w:szCs w:val="28"/>
-        </w:rPr>
-      </w:pPr>
-    </w:p>
-    <w:p>
-      <w:pPr>
-        <w:jc w:val="both"/>
-        <w:rPr>
-          <w:rFonts w:ascii="Times New Roman" w:hAnsi="Times New Roman" w:cs="Times New Roman"/>
-          <w:b/>
-          <w:bCs/>
-          <w:sz w:val="28"/>
-          <w:szCs w:val="28"/>
-        </w:rPr>
-      </w:pPr>
-    </w:p>
-    <w:p>
-      <w:pPr>
-        <w:jc w:val="both"/>
-        <w:rPr>
-          <w:rFonts w:ascii="Times New Roman" w:hAnsi="Times New Roman" w:cs="Times New Roman"/>
-          <w:b/>
-          <w:bCs/>
-          <w:sz w:val="28"/>
-          <w:szCs w:val="28"/>
-        </w:rPr>
-      </w:pPr>
-      <w:r>
-        <w:rPr>
-          <w:rFonts w:ascii="Times New Roman" w:hAnsi="Times New Roman" w:cs="Times New Roman"/>
-          <w:b/>
-          <w:bCs/>
-          <w:sz w:val="28"/>
-          <w:szCs w:val="28"/>
-        </w:rPr>
-        <w:lastRenderedPageBreak/>
-        <w:t>Problem 2 :</w:t>
-      </w:r>
-    </w:p>
-    <w:p>
-      <w:pPr>
-        <w:jc w:val="both"/>
-        <w:rPr>
-          <w:rFonts w:ascii="Times New Roman" w:hAnsi="Times New Roman" w:cs="Times New Roman"/>
-          <w:sz w:val="28"/>
-          <w:szCs w:val="28"/>
-        </w:rPr>
-      </w:pPr>
-      <w:r>
-        <w:rPr>
-          <w:rFonts w:ascii="Times New Roman" w:hAnsi="Times New Roman" w:cs="Times New Roman"/>
-          <w:sz w:val="28"/>
-          <w:szCs w:val="28"/>
-        </w:rPr>
-        <w:t xml:space="preserve">A librarian maintains a sorted </w:t>
-      </w:r>
-      <w:proofErr w:type="spellStart"/>
-      <w:r>
-        <w:rPr>
-          <w:rFonts w:ascii="Times New Roman" w:hAnsi="Times New Roman" w:cs="Times New Roman"/>
-          <w:sz w:val="28"/>
-          <w:szCs w:val="28"/>
-        </w:rPr>
-        <w:t>catalog</w:t>
-      </w:r>
-      <w:proofErr w:type="spellEnd"/>
-      <w:r>
-        <w:rPr>
-          <w:rFonts w:ascii="Times New Roman" w:hAnsi="Times New Roman" w:cs="Times New Roman"/>
-          <w:sz w:val="28"/>
-          <w:szCs w:val="28"/>
-        </w:rPr>
-        <w:t xml:space="preserve"> of book codes and needs to locate a specific code </w:t>
-      </w:r>
-      <w:proofErr w:type="spellStart"/>
-      <w:r>
-        <w:rPr>
-          <w:rFonts w:ascii="Times New Roman" w:hAnsi="Times New Roman" w:cs="Times New Roman"/>
-          <w:sz w:val="28"/>
-          <w:szCs w:val="28"/>
-        </w:rPr>
-        <w:t>quickly.Instead</w:t>
-      </w:r>
-      <w:proofErr w:type="spellEnd"/>
-      <w:r>
-        <w:rPr>
-          <w:rFonts w:ascii="Times New Roman" w:hAnsi="Times New Roman" w:cs="Times New Roman"/>
-          <w:sz w:val="28"/>
-          <w:szCs w:val="28"/>
-        </w:rPr>
-        <w:t xml:space="preserve"> of going through every book, she opens the </w:t>
-      </w:r>
-      <w:proofErr w:type="spellStart"/>
-      <w:r>
-        <w:rPr>
-          <w:rFonts w:ascii="Times New Roman" w:hAnsi="Times New Roman" w:cs="Times New Roman"/>
-          <w:sz w:val="28"/>
-          <w:szCs w:val="28"/>
-        </w:rPr>
-        <w:t>catalog</w:t>
-      </w:r>
-      <w:proofErr w:type="spellEnd"/>
-      <w:r>
-        <w:rPr>
-          <w:rFonts w:ascii="Times New Roman" w:hAnsi="Times New Roman" w:cs="Times New Roman"/>
-          <w:sz w:val="28"/>
-          <w:szCs w:val="28"/>
-        </w:rPr>
-        <w:t xml:space="preserve"> to the middle, checks whether the target is to the left or right, and repeats. Given a sorted list of book codes and a target code, implement both approaches — one using a loop and one where the function calls itself — and report the position of the target code. Describe the approach you used. What is the one condition your input must satisfy for this approach to work correctly? What would go wrong if that condition was not met?</w:t>
-      </w:r>
-    </w:p>
-    <w:p>
-      <w:pPr>
-        <w:jc w:val="both"/>
-        <w:rPr>
-          <w:rFonts w:ascii="Times New Roman" w:hAnsi="Times New Roman" w:cs="Times New Roman"/>
-          <w:sz w:val="28"/>
-          <w:szCs w:val="28"/>
-        </w:rPr>
-      </w:pPr>
-    </w:p>
-    <w:p>
-      <w:pPr>
-        <w:jc w:val="both"/>
-        <w:rPr>
-          <w:rFonts w:ascii="Times New Roman" w:hAnsi="Times New Roman" w:cs="Times New Roman"/>
-          <w:b/>
-          <w:bCs/>
-          <w:sz w:val="28"/>
-          <w:szCs w:val="28"/>
-        </w:rPr>
-      </w:pPr>
-      <w:r>
-        <w:rPr>
-          <w:rFonts w:ascii="Times New Roman" w:hAnsi="Times New Roman" w:cs="Times New Roman"/>
-          <w:b/>
-          <w:bCs/>
-          <w:sz w:val="28"/>
-          <w:szCs w:val="28"/>
-        </w:rPr>
-        <w:t>For Code:</w:t>
-      </w:r>
-    </w:p>
-    <w:p>
-      <w:pPr>
-        <w:jc w:val="both"/>
-        <w:rPr>
-          <w:rFonts w:ascii="Times New Roman" w:hAnsi="Times New Roman" w:cs="Times New Roman"/>
-          <w:b/>
-          <w:bCs/>
-          <w:sz w:val="28"/>
-          <w:szCs w:val="28"/>
-        </w:rPr>
-      </w:pPr>
-      <w:hyperlink r:id="rId11" w:history="1">
-        <w:r>
-          <w:rPr>
-            <w:rStyle w:val="Hyperlink"/>
-            <w:rFonts w:ascii="Times New Roman" w:hAnsi="Times New Roman" w:cs="Times New Roman"/>
-            <w:b/>
-            <w:bCs/>
-            <w:sz w:val="28"/>
-            <w:szCs w:val="28"/>
-          </w:rPr>
-          <w:t>https://github.com/hetbhimani5/FDSA-Batch-A-ARP/tree/main/Practical-2</w:t>
-        </w:r>
-      </w:hyperlink>
-    </w:p>
-    <w:p>
-      <w:pPr>
-        <w:jc w:val="both"/>
-        <w:rPr>
-          <w:rFonts w:ascii="Times New Roman" w:hAnsi="Times New Roman" w:cs="Times New Roman"/>
-          <w:b/>
-          <w:bCs/>
-          <w:sz w:val="28"/>
-          <w:szCs w:val="28"/>
-        </w:rPr>
-      </w:pPr>
-    </w:p>
-    <w:p>
-      <w:pPr>
-        <w:jc w:val="both"/>
-        <w:rPr>
-          <w:rFonts w:ascii="Times New Roman" w:hAnsi="Times New Roman" w:cs="Times New Roman"/>
-          <w:b/>
-          <w:bCs/>
-          <w:sz w:val="28"/>
-          <w:szCs w:val="28"/>
-        </w:rPr>
-      </w:pPr>
-      <w:r>
-        <w:rPr>
-          <w:rFonts w:ascii="Times New Roman" w:hAnsi="Times New Roman" w:cs="Times New Roman"/>
-          <w:b/>
-          <w:bCs/>
-          <w:sz w:val="28"/>
-          <w:szCs w:val="28"/>
-        </w:rPr>
-        <w:t>Output:</w:t>
-      </w:r>
-    </w:p>
-    <w:p>
-      <w:pPr>
-        <w:jc w:val="both"/>
-        <w:rPr>
-          <w:rFonts w:ascii="Times New Roman" w:hAnsi="Times New Roman" w:cs="Times New Roman"/>
-          <w:b/>
-          <w:bCs/>
-          <w:sz w:val="28"/>
-          <w:szCs w:val="28"/>
-        </w:rPr>
-      </w:pPr>
-    </w:p>
-    <w:p>
-      <w:pPr>
-        <w:jc w:val="both"/>
-        <w:rPr>
-          <w:rFonts w:ascii="Times New Roman" w:hAnsi="Times New Roman" w:cs="Times New Roman"/>
-          <w:b/>
-          <w:bCs/>
-          <w:sz w:val="28"/>
-          <w:szCs w:val="28"/>
-        </w:rPr>
-      </w:pPr>
-      <w:r>
-        <w:rPr>
-          <w:rFonts w:ascii="Times New Roman" w:hAnsi="Times New Roman" w:cs="Times New Roman"/>
-          <w:b/>
-          <w:bCs/>
+          <w:noProof/>
           <w:sz w:val="28"/>
           <w:szCs w:val="28"/>
         </w:rPr>
@@ -1155,7 +1177,7 @@
                     <pic:cNvPicPr/>
                   </pic:nvPicPr>
                   <pic:blipFill>
-                    <a:blip r:embed="rId12"/>
+                    <a:blip r:embed="rId11"/>
                     <a:stretch>
                       <a:fillRect/>
                     </a:stretch>
@@ -1207,222 +1229,343 @@
           <w:sz w:val="28"/>
           <w:szCs w:val="28"/>
         </w:rPr>
+        <w:t>Problem Faced:</w:t>
+      </w:r>
+    </w:p>
+    <w:p>
+      <w:pPr>
+        <w:jc w:val="both"/>
+        <w:rPr>
+          <w:rFonts w:ascii="Times New Roman" w:hAnsi="Times New Roman" w:cs="Times New Roman"/>
+          <w:sz w:val="28"/>
+          <w:szCs w:val="28"/>
+        </w:rPr>
+      </w:pPr>
+      <w:r>
+        <w:rPr>
+          <w:rFonts w:ascii="Times New Roman" w:hAnsi="Times New Roman" w:cs="Times New Roman"/>
+          <w:sz w:val="28"/>
+          <w:szCs w:val="28"/>
+        </w:rPr>
+        <w:t xml:space="preserve">The main challenge in this problem is efficiently locating the target book code without checking every element in the </w:t>
+      </w:r>
+      <w:proofErr w:type="spellStart"/>
+      <w:r>
+        <w:rPr>
+          <w:rFonts w:ascii="Times New Roman" w:hAnsi="Times New Roman" w:cs="Times New Roman"/>
+          <w:sz w:val="28"/>
+          <w:szCs w:val="28"/>
+        </w:rPr>
+        <w:t>catalog</w:t>
+      </w:r>
+      <w:proofErr w:type="spellEnd"/>
+      <w:r>
+        <w:rPr>
+          <w:rFonts w:ascii="Times New Roman" w:hAnsi="Times New Roman" w:cs="Times New Roman"/>
+          <w:sz w:val="28"/>
+          <w:szCs w:val="28"/>
+        </w:rPr>
+        <w:t xml:space="preserve">. Another challenge is ensuring that </w:t>
+      </w:r>
+      <w:r>
+        <w:rPr>
+          <w:rFonts w:ascii="Times New Roman" w:hAnsi="Times New Roman" w:cs="Times New Roman"/>
+          <w:sz w:val="28"/>
+          <w:szCs w:val="28"/>
+        </w:rPr>
         <w:lastRenderedPageBreak/>
-        <w:t>Problem Faced:</w:t>
-      </w:r>
-    </w:p>
-    <w:p>
-      <w:pPr>
-        <w:jc w:val="both"/>
-        <w:rPr>
-          <w:rFonts w:ascii="Times New Roman" w:hAnsi="Times New Roman" w:cs="Times New Roman"/>
-          <w:sz w:val="28"/>
-          <w:szCs w:val="28"/>
-        </w:rPr>
-      </w:pPr>
-      <w:r>
-        <w:rPr>
-          <w:rFonts w:ascii="Times New Roman" w:hAnsi="Times New Roman" w:cs="Times New Roman"/>
-          <w:sz w:val="28"/>
-          <w:szCs w:val="28"/>
-        </w:rPr>
-        <w:t xml:space="preserve">The main challenge in this problem is efficiently locating the target book code without checking every element in the </w:t>
-      </w:r>
+        <w:t xml:space="preserve">the search space is reduced correctly after each comparison. If the list is not organized properly, the search may produce incorrect </w:t>
+      </w:r>
+      <w:proofErr w:type="gramStart"/>
+      <w:r>
+        <w:rPr>
+          <w:rFonts w:ascii="Times New Roman" w:hAnsi="Times New Roman" w:cs="Times New Roman"/>
+          <w:sz w:val="28"/>
+          <w:szCs w:val="28"/>
+        </w:rPr>
+        <w:t>results..</w:t>
+      </w:r>
+      <w:proofErr w:type="gramEnd"/>
+    </w:p>
+    <w:p>
+      <w:pPr>
+        <w:jc w:val="both"/>
+        <w:rPr>
+          <w:rFonts w:ascii="Times New Roman" w:hAnsi="Times New Roman" w:cs="Times New Roman"/>
+          <w:sz w:val="28"/>
+          <w:szCs w:val="28"/>
+        </w:rPr>
+      </w:pPr>
+    </w:p>
+    <w:p>
+      <w:pPr>
+        <w:jc w:val="both"/>
+        <w:rPr>
+          <w:rFonts w:ascii="Times New Roman" w:hAnsi="Times New Roman" w:cs="Times New Roman"/>
+          <w:b/>
+          <w:bCs/>
+          <w:sz w:val="28"/>
+          <w:szCs w:val="28"/>
+        </w:rPr>
+      </w:pPr>
+      <w:r>
+        <w:rPr>
+          <w:rFonts w:ascii="Times New Roman" w:hAnsi="Times New Roman" w:cs="Times New Roman"/>
+          <w:b/>
+          <w:bCs/>
+          <w:sz w:val="28"/>
+          <w:szCs w:val="28"/>
+        </w:rPr>
+        <w:t>Outcome/Conclusion:</w:t>
+      </w:r>
+    </w:p>
+    <w:p>
+      <w:pPr>
+        <w:jc w:val="both"/>
+        <w:rPr>
+          <w:rFonts w:ascii="Times New Roman" w:hAnsi="Times New Roman" w:cs="Times New Roman"/>
+          <w:sz w:val="28"/>
+          <w:szCs w:val="28"/>
+        </w:rPr>
+      </w:pPr>
+      <w:r>
+        <w:rPr>
+          <w:rFonts w:ascii="Times New Roman" w:hAnsi="Times New Roman" w:cs="Times New Roman"/>
+          <w:sz w:val="28"/>
+          <w:szCs w:val="28"/>
+        </w:rPr>
+        <w:t>Binary Search is used in both iterative and recursive forms. The search begins with the middle element of the sorted list. If it matches the target, its position is returned. If the target is smaller, the search continues in the left half; otherwise, it continues in the right half. This process repeats until the target is found or the search range becomes empty. Both approaches use the same logic but differ in implementation.</w:t>
+      </w:r>
+    </w:p>
+    <w:p>
+      <w:pPr>
+        <w:jc w:val="both"/>
+        <w:rPr>
+          <w:rFonts w:ascii="Times New Roman" w:hAnsi="Times New Roman" w:cs="Times New Roman"/>
+          <w:sz w:val="28"/>
+          <w:szCs w:val="28"/>
+        </w:rPr>
+      </w:pPr>
+    </w:p>
+    <w:p>
+      <w:pPr>
+        <w:jc w:val="both"/>
+        <w:rPr>
+          <w:rFonts w:ascii="Times New Roman" w:hAnsi="Times New Roman" w:cs="Times New Roman"/>
+          <w:b/>
+          <w:bCs/>
+          <w:sz w:val="28"/>
+          <w:szCs w:val="28"/>
+        </w:rPr>
+      </w:pPr>
+      <w:r>
+        <w:rPr>
+          <w:rFonts w:ascii="Times New Roman" w:hAnsi="Times New Roman" w:cs="Times New Roman"/>
+          <w:b/>
+          <w:bCs/>
+          <w:sz w:val="28"/>
+          <w:szCs w:val="28"/>
+        </w:rPr>
+        <w:t>Key Questions / Analysis / Interpretation to be Evaluated During/After Implementation</w:t>
+      </w:r>
+    </w:p>
+    <w:p>
+      <w:pPr>
+        <w:jc w:val="both"/>
+        <w:rPr>
+          <w:rFonts w:ascii="Times New Roman" w:hAnsi="Times New Roman" w:cs="Times New Roman"/>
+          <w:b/>
+          <w:bCs/>
+          <w:sz w:val="28"/>
+          <w:szCs w:val="28"/>
+        </w:rPr>
+      </w:pPr>
+    </w:p>
+    <w:p>
+      <w:pPr>
+        <w:jc w:val="both"/>
+        <w:rPr>
+          <w:rFonts w:ascii="Times New Roman" w:hAnsi="Times New Roman" w:cs="Times New Roman"/>
+        </w:rPr>
+      </w:pPr>
+      <w:r>
+        <w:rPr>
+          <w:rFonts w:ascii="Times New Roman" w:hAnsi="Times New Roman" w:cs="Times New Roman"/>
+          <w:b/>
+          <w:bCs/>
+        </w:rPr>
+        <w:t xml:space="preserve">[Problem 1] </w:t>
+      </w:r>
+      <w:r>
+        <w:rPr>
+          <w:rFonts w:ascii="Times New Roman" w:hAnsi="Times New Roman" w:cs="Times New Roman"/>
+        </w:rPr>
+        <w:t>If the target plate appears near the end of a very long list, your solution still</w:t>
+      </w:r>
+    </w:p>
+    <w:p>
+      <w:pPr>
+        <w:jc w:val="both"/>
+        <w:rPr>
+          <w:rFonts w:ascii="Times New Roman" w:hAnsi="Times New Roman" w:cs="Times New Roman"/>
+        </w:rPr>
+      </w:pPr>
+      <w:r>
+        <w:rPr>
+          <w:rFonts w:ascii="Times New Roman" w:hAnsi="Times New Roman" w:cs="Times New Roman"/>
+        </w:rPr>
+        <w:t>checks every plate before it. Can you think of any property the input would need to have</w:t>
+      </w:r>
+    </w:p>
+    <w:p>
+      <w:pPr>
+        <w:jc w:val="both"/>
+        <w:rPr>
+          <w:rFonts w:ascii="Times New Roman" w:hAnsi="Times New Roman" w:cs="Times New Roman"/>
+        </w:rPr>
+      </w:pPr>
+      <w:r>
+        <w:rPr>
+          <w:rFonts w:ascii="Times New Roman" w:hAnsi="Times New Roman" w:cs="Times New Roman"/>
+        </w:rPr>
+        <w:t>for you to skip checking some plates entirely? What does Problem 2.2 tell you about</w:t>
+      </w:r>
+    </w:p>
+    <w:p>
+      <w:pPr>
+        <w:jc w:val="both"/>
+        <w:rPr>
+          <w:rFonts w:ascii="Times New Roman" w:hAnsi="Times New Roman" w:cs="Times New Roman"/>
+        </w:rPr>
+      </w:pPr>
+      <w:r>
+        <w:rPr>
+          <w:rFonts w:ascii="Times New Roman" w:hAnsi="Times New Roman" w:cs="Times New Roman"/>
+        </w:rPr>
+        <w:t>this?</w:t>
+      </w:r>
+    </w:p>
+    <w:p>
+      <w:pPr>
+        <w:jc w:val="both"/>
+        <w:rPr>
+          <w:rFonts w:ascii="Times New Roman" w:hAnsi="Times New Roman" w:cs="Times New Roman"/>
+          <w:b/>
+          <w:bCs/>
+        </w:rPr>
+      </w:pPr>
+    </w:p>
+    <w:p>
+      <w:pPr>
+        <w:jc w:val="both"/>
+        <w:rPr>
+          <w:rFonts w:ascii="Times New Roman" w:hAnsi="Times New Roman" w:cs="Times New Roman"/>
+        </w:rPr>
+      </w:pPr>
       <w:proofErr w:type="spellStart"/>
-      <w:r>
-        <w:rPr>
-          <w:rFonts w:ascii="Times New Roman" w:hAnsi="Times New Roman" w:cs="Times New Roman"/>
-          <w:sz w:val="28"/>
-          <w:szCs w:val="28"/>
-        </w:rPr>
-        <w:t>catalog</w:t>
+      <w:proofErr w:type="gramStart"/>
+      <w:r>
+        <w:rPr>
+          <w:rFonts w:ascii="Times New Roman" w:hAnsi="Times New Roman" w:cs="Times New Roman"/>
+          <w:b/>
+          <w:bCs/>
+        </w:rPr>
+        <w:t>Sol:</w:t>
+      </w:r>
+      <w:r>
+        <w:rPr>
+          <w:rFonts w:ascii="Times New Roman" w:hAnsi="Times New Roman" w:cs="Times New Roman"/>
+        </w:rPr>
+        <w:t>If</w:t>
       </w:r>
       <w:proofErr w:type="spellEnd"/>
-      <w:r>
-        <w:rPr>
-          <w:rFonts w:ascii="Times New Roman" w:hAnsi="Times New Roman" w:cs="Times New Roman"/>
-          <w:sz w:val="28"/>
-          <w:szCs w:val="28"/>
-        </w:rPr>
-        <w:t>. Another challenge is ensuring that the search space is reduced correctly after each comparison. If the list is not organized properly, the search may produce incorrect results..</w:t>
-      </w:r>
-    </w:p>
-    <w:p>
-      <w:pPr>
-        <w:jc w:val="both"/>
-        <w:rPr>
-          <w:rFonts w:ascii="Times New Roman" w:hAnsi="Times New Roman" w:cs="Times New Roman"/>
-          <w:sz w:val="28"/>
-          <w:szCs w:val="28"/>
-        </w:rPr>
-      </w:pPr>
-    </w:p>
-    <w:p>
-      <w:pPr>
-        <w:jc w:val="both"/>
-        <w:rPr>
-          <w:rFonts w:ascii="Times New Roman" w:hAnsi="Times New Roman" w:cs="Times New Roman"/>
-          <w:b/>
-          <w:bCs/>
-          <w:sz w:val="28"/>
-          <w:szCs w:val="28"/>
-        </w:rPr>
-      </w:pPr>
-      <w:r>
-        <w:rPr>
-          <w:rFonts w:ascii="Times New Roman" w:hAnsi="Times New Roman" w:cs="Times New Roman"/>
-          <w:b/>
-          <w:bCs/>
-          <w:sz w:val="28"/>
-          <w:szCs w:val="28"/>
-        </w:rPr>
-        <w:t>Outcome/Conclusion:</w:t>
-      </w:r>
-    </w:p>
-    <w:p>
-      <w:pPr>
-        <w:jc w:val="both"/>
-        <w:rPr>
-          <w:rFonts w:ascii="Times New Roman" w:hAnsi="Times New Roman" w:cs="Times New Roman"/>
-          <w:sz w:val="28"/>
-          <w:szCs w:val="28"/>
-        </w:rPr>
-      </w:pPr>
-      <w:r>
-        <w:rPr>
-          <w:rFonts w:ascii="Times New Roman" w:hAnsi="Times New Roman" w:cs="Times New Roman"/>
-          <w:sz w:val="28"/>
-          <w:szCs w:val="28"/>
-        </w:rPr>
-        <w:t>Binary Search is used in both iterative and recursive forms. The search begins with the middle element of the sorted list. If it matches the target, its position is returned. If the target is smaller, the search continues in the left half; otherwise, it continues in the right half. This process repeats until the target is found or the search range becomes empty. Both approaches use the same logic but differ in implementation.</w:t>
-      </w:r>
-    </w:p>
-    <w:p>
-      <w:pPr>
-        <w:jc w:val="both"/>
-        <w:rPr>
-          <w:rFonts w:ascii="Times New Roman" w:hAnsi="Times New Roman" w:cs="Times New Roman"/>
-          <w:sz w:val="28"/>
-          <w:szCs w:val="28"/>
-        </w:rPr>
-      </w:pPr>
-    </w:p>
-    <w:p>
-      <w:pPr>
-        <w:jc w:val="both"/>
-        <w:rPr>
-          <w:rFonts w:ascii="Times New Roman" w:hAnsi="Times New Roman" w:cs="Times New Roman"/>
-          <w:b/>
-          <w:bCs/>
-          <w:sz w:val="28"/>
-          <w:szCs w:val="28"/>
-        </w:rPr>
-      </w:pPr>
-      <w:r>
-        <w:rPr>
-          <w:rFonts w:ascii="Times New Roman" w:hAnsi="Times New Roman" w:cs="Times New Roman"/>
-          <w:b/>
-          <w:bCs/>
-          <w:sz w:val="28"/>
-          <w:szCs w:val="28"/>
-        </w:rPr>
-        <w:t>Key Questions / Analysis / Interpretation to be Evaluated During/After Implementation</w:t>
-      </w:r>
-    </w:p>
-    <w:p>
-      <w:pPr>
-        <w:jc w:val="both"/>
-        <w:rPr>
-          <w:rFonts w:ascii="Times New Roman" w:hAnsi="Times New Roman" w:cs="Times New Roman"/>
-          <w:b/>
-          <w:bCs/>
-          <w:sz w:val="28"/>
-          <w:szCs w:val="28"/>
-        </w:rPr>
-      </w:pPr>
-    </w:p>
-    <w:p>
-      <w:pPr>
-        <w:jc w:val="both"/>
-        <w:rPr>
-          <w:rFonts w:ascii="Times New Roman" w:hAnsi="Times New Roman" w:cs="Times New Roman"/>
-        </w:rPr>
-      </w:pPr>
-      <w:r>
-        <w:rPr>
-          <w:rFonts w:ascii="Times New Roman" w:hAnsi="Times New Roman" w:cs="Times New Roman"/>
-          <w:b/>
-          <w:bCs/>
-        </w:rPr>
-        <w:t xml:space="preserve">[Problem 1] </w:t>
-      </w:r>
-      <w:r>
-        <w:rPr>
-          <w:rFonts w:ascii="Times New Roman" w:hAnsi="Times New Roman" w:cs="Times New Roman"/>
-        </w:rPr>
-        <w:t>If the target plate appears near the end of a very long list, your solution still</w:t>
-      </w:r>
-    </w:p>
-    <w:p>
-      <w:pPr>
-        <w:jc w:val="both"/>
-        <w:rPr>
-          <w:rFonts w:ascii="Times New Roman" w:hAnsi="Times New Roman" w:cs="Times New Roman"/>
-        </w:rPr>
-      </w:pPr>
-      <w:r>
-        <w:rPr>
-          <w:rFonts w:ascii="Times New Roman" w:hAnsi="Times New Roman" w:cs="Times New Roman"/>
-        </w:rPr>
-        <w:t>checks every plate before it. Can you think of any property the input would need to have</w:t>
-      </w:r>
-    </w:p>
-    <w:p>
-      <w:pPr>
-        <w:jc w:val="both"/>
-        <w:rPr>
-          <w:rFonts w:ascii="Times New Roman" w:hAnsi="Times New Roman" w:cs="Times New Roman"/>
-        </w:rPr>
-      </w:pPr>
-      <w:r>
-        <w:rPr>
-          <w:rFonts w:ascii="Times New Roman" w:hAnsi="Times New Roman" w:cs="Times New Roman"/>
-        </w:rPr>
-        <w:t>for you to skip checking some plates entirely? What does Problem 2.2 tell you about</w:t>
-      </w:r>
-    </w:p>
-    <w:p>
-      <w:pPr>
-        <w:jc w:val="both"/>
-        <w:rPr>
-          <w:rFonts w:ascii="Times New Roman" w:hAnsi="Times New Roman" w:cs="Times New Roman"/>
-        </w:rPr>
-      </w:pPr>
-      <w:r>
-        <w:rPr>
-          <w:rFonts w:ascii="Times New Roman" w:hAnsi="Times New Roman" w:cs="Times New Roman"/>
-        </w:rPr>
-        <w:t>this?</w:t>
-      </w:r>
-    </w:p>
-    <w:p>
-      <w:pPr>
-        <w:jc w:val="both"/>
-        <w:rPr>
-          <w:rFonts w:ascii="Times New Roman" w:hAnsi="Times New Roman" w:cs="Times New Roman"/>
-          <w:b/>
-          <w:bCs/>
-        </w:rPr>
-      </w:pPr>
-    </w:p>
-    <w:p>
-      <w:pPr>
-        <w:jc w:val="both"/>
-        <w:rPr>
-          <w:rFonts w:ascii="Times New Roman" w:hAnsi="Times New Roman" w:cs="Times New Roman"/>
+      <w:proofErr w:type="gramEnd"/>
+      <w:r>
+        <w:rPr>
+          <w:rFonts w:ascii="Times New Roman" w:hAnsi="Times New Roman" w:cs="Times New Roman"/>
+        </w:rPr>
+        <w:t xml:space="preserve"> the list is sorted, some plates can be skipped during the search. This allows the use of Binary Search, which checks only part of the list instead of every plate.</w:t>
+      </w:r>
+    </w:p>
+    <w:p>
+      <w:pPr>
+        <w:jc w:val="both"/>
+        <w:rPr>
+          <w:rFonts w:ascii="Times New Roman" w:hAnsi="Times New Roman" w:cs="Times New Roman"/>
+        </w:rPr>
+      </w:pPr>
+    </w:p>
+    <w:p>
+      <w:pPr>
+        <w:jc w:val="both"/>
+        <w:rPr>
+          <w:rFonts w:ascii="Times New Roman" w:hAnsi="Times New Roman" w:cs="Times New Roman"/>
+        </w:rPr>
+      </w:pPr>
+      <w:r>
+        <w:rPr>
+          <w:rFonts w:ascii="Times New Roman" w:hAnsi="Times New Roman" w:cs="Times New Roman"/>
+          <w:b/>
+          <w:bCs/>
+        </w:rPr>
+        <w:t>[Problem 2]</w:t>
+      </w:r>
+      <w:r>
+        <w:rPr>
+          <w:rFonts w:ascii="Times New Roman" w:hAnsi="Times New Roman" w:cs="Times New Roman"/>
+        </w:rPr>
+        <w:t xml:space="preserve"> What is the consequence of applying your solution to a list that is not</w:t>
+      </w:r>
+    </w:p>
+    <w:p>
+      <w:pPr>
+        <w:jc w:val="both"/>
+        <w:rPr>
+          <w:rFonts w:ascii="Times New Roman" w:hAnsi="Times New Roman" w:cs="Times New Roman"/>
+        </w:rPr>
+      </w:pPr>
+      <w:r>
+        <w:rPr>
+          <w:rFonts w:ascii="Times New Roman" w:hAnsi="Times New Roman" w:cs="Times New Roman"/>
+        </w:rPr>
+        <w:t>sorted? Would it always give a wrong answer, or only sometimes? Explain your</w:t>
+      </w:r>
+    </w:p>
+    <w:p>
+      <w:pPr>
+        <w:jc w:val="both"/>
+        <w:rPr>
+          <w:rFonts w:ascii="Times New Roman" w:hAnsi="Times New Roman" w:cs="Times New Roman"/>
+        </w:rPr>
+      </w:pPr>
+      <w:r>
+        <w:rPr>
+          <w:rFonts w:ascii="Times New Roman" w:hAnsi="Times New Roman" w:cs="Times New Roman"/>
+        </w:rPr>
+        <w:t>reasoning without running any example.</w:t>
+      </w:r>
+    </w:p>
+    <w:p>
+      <w:pPr>
+        <w:jc w:val="both"/>
+        <w:rPr>
+          <w:rFonts w:ascii="Times New Roman" w:hAnsi="Times New Roman" w:cs="Times New Roman"/>
+          <w:b/>
+          <w:bCs/>
+        </w:rPr>
+      </w:pPr>
+    </w:p>
+    <w:p>
+      <w:pPr>
+        <w:jc w:val="both"/>
+        <w:rPr>
+          <w:rFonts w:ascii="Times New Roman" w:hAnsi="Times New Roman" w:cs="Times New Roman"/>
+          <w:b/>
+          <w:bCs/>
         </w:rPr>
       </w:pPr>
       <w:proofErr w:type="spellStart"/>
+      <w:proofErr w:type="gramStart"/>
       <w:r>
         <w:rPr>
           <w:rFonts w:ascii="Times New Roman" w:hAnsi="Times New Roman" w:cs="Times New Roman"/>
@@ -1438,106 +1581,7 @@
         <w:t>If</w:t>
       </w:r>
       <w:proofErr w:type="spellEnd"/>
-      <w:r>
-        <w:rPr>
-          <w:rFonts w:ascii="Times New Roman" w:hAnsi="Times New Roman" w:cs="Times New Roman"/>
-        </w:rPr>
-        <w:t xml:space="preserve"> the list is sorted, some plates can be skipped during the search. This allows the use of Binary Search, which checks only part of the list instead of every plate.</w:t>
-      </w:r>
-    </w:p>
-    <w:p>
-      <w:pPr>
-        <w:jc w:val="both"/>
-        <w:rPr>
-          <w:rFonts w:ascii="Times New Roman" w:hAnsi="Times New Roman" w:cs="Times New Roman"/>
-        </w:rPr>
-      </w:pPr>
-    </w:p>
-    <w:p>
-      <w:pPr>
-        <w:jc w:val="both"/>
-        <w:rPr>
-          <w:rFonts w:ascii="Times New Roman" w:hAnsi="Times New Roman" w:cs="Times New Roman"/>
-        </w:rPr>
-      </w:pPr>
-      <w:r>
-        <w:rPr>
-          <w:rFonts w:ascii="Times New Roman" w:hAnsi="Times New Roman" w:cs="Times New Roman"/>
-          <w:b/>
-          <w:bCs/>
-        </w:rPr>
-        <w:t>[Problem 2]</w:t>
-      </w:r>
-      <w:r>
-        <w:rPr>
-          <w:rFonts w:ascii="Times New Roman" w:hAnsi="Times New Roman" w:cs="Times New Roman"/>
-        </w:rPr>
-        <w:t xml:space="preserve"> What is the consequence of applying your solution to a list that is not</w:t>
-      </w:r>
-    </w:p>
-    <w:p>
-      <w:pPr>
-        <w:jc w:val="both"/>
-        <w:rPr>
-          <w:rFonts w:ascii="Times New Roman" w:hAnsi="Times New Roman" w:cs="Times New Roman"/>
-        </w:rPr>
-      </w:pPr>
-      <w:r>
-        <w:rPr>
-          <w:rFonts w:ascii="Times New Roman" w:hAnsi="Times New Roman" w:cs="Times New Roman"/>
-        </w:rPr>
-        <w:t>sorted? Would it always give a wrong answer, or only sometimes? Explain your</w:t>
-      </w:r>
-    </w:p>
-    <w:p>
-      <w:pPr>
-        <w:jc w:val="both"/>
-        <w:rPr>
-          <w:rFonts w:ascii="Times New Roman" w:hAnsi="Times New Roman" w:cs="Times New Roman"/>
-        </w:rPr>
-      </w:pPr>
-      <w:r>
-        <w:rPr>
-          <w:rFonts w:ascii="Times New Roman" w:hAnsi="Times New Roman" w:cs="Times New Roman"/>
-        </w:rPr>
-        <w:t>reasoning without running any example.</w:t>
-      </w:r>
-    </w:p>
-    <w:p>
-      <w:pPr>
-        <w:jc w:val="both"/>
-        <w:rPr>
-          <w:rFonts w:ascii="Times New Roman" w:hAnsi="Times New Roman" w:cs="Times New Roman"/>
-          <w:b/>
-          <w:bCs/>
-        </w:rPr>
-      </w:pPr>
-    </w:p>
-    <w:p>
-      <w:pPr>
-        <w:jc w:val="both"/>
-        <w:rPr>
-          <w:rFonts w:ascii="Times New Roman" w:hAnsi="Times New Roman" w:cs="Times New Roman"/>
-          <w:b/>
-          <w:bCs/>
-        </w:rPr>
-      </w:pPr>
-      <w:proofErr w:type="spellStart"/>
-      <w:r>
-        <w:rPr>
-          <w:rFonts w:ascii="Times New Roman" w:hAnsi="Times New Roman" w:cs="Times New Roman"/>
-          <w:b/>
-          <w:bCs/>
-        </w:rPr>
-        <w:t>Sol:</w:t>
-      </w:r>
-      <w:r>
-        <w:rPr>
-          <w:rFonts w:ascii="Times New Roman" w:hAnsi="Times New Roman" w:cs="Times New Roman"/>
-        </w:rPr>
-        <w:t>If</w:t>
-      </w:r>
-      <w:proofErr w:type="spellEnd"/>
+      <w:proofErr w:type="gramEnd"/>
       <w:r>
         <w:rPr>
           <w:rFonts w:ascii="Times New Roman" w:hAnsi="Times New Roman" w:cs="Times New Roman"/>
@@ -1546,8 +1590,8 @@
       </w:r>
     </w:p>
     <w:sectPr>
-      <w:headerReference w:type="default" r:id="rId13"/>
-      <w:footerReference w:type="default" r:id="rId14"/>
+      <w:headerReference w:type="default" r:id="rId12"/>
+      <w:footerReference w:type="default" r:id="rId13"/>
       <w:pgSz w:w="11906" w:h="16838"/>
       <w:pgMar w:top="1440" w:right="1440" w:bottom="1440" w:left="1440" w:header="709" w:footer="709" w:gutter="0"/>
       <w:cols w:space="708"/>
@@ -1558,7 +1602,7 @@
 </file>
 
 <file path=word/endnotes.xml><?xml version="1.0" encoding="utf-8"?>
-<w:endnotes xmlns:wpc="http://schemas.microsoft.com/office/word/2010/wordprocessingCanvas" xmlns:cx="http://schemas.microsoft.com/office/drawing/2014/chartex" xmlns:cx1="http://schemas.microsoft.com/office/drawing/2015/9/8/chartex" xmlns:cx2="http://schemas.microsoft.com/office/drawing/2015/10/21/chartex" xmlns:cx3="http://schemas.microsoft.com/office/drawing/2016/5/9/chartex" xmlns:cx4="http://schemas.microsoft.com/office/drawing/2016/5/10/chartex" xmlns:cx5="http://schemas.microsoft.com/office/drawing/2016/5/11/chartex" xmlns:cx6="http://schemas.microsoft.com/office/drawing/2016/5/12/chartex" xmlns:cx7="http://schemas.microsoft.com/office/drawing/2016/5/13/chartex" xmlns:cx8="http://schemas.microsoft.com/office/drawing/2016/5/14/chartex" xmlns:mc="http://schemas.openxmlformats.org/markup-compatibility/2006" xmlns:aink="http://schemas.microsoft.com/office/drawing/2016/ink" xmlns:am3d="http://schemas.microsoft.com/office/drawing/2017/model3d" xmlns:o="urn:schemas-microsoft-com:office:office" xmlns:oel="http://schemas.microsoft.com/office/2019/extlst" xmlns:r="http://schemas.openxmlformats.org/officeDocument/2006/relationships" xmlns:m="http://schemas.openxmlformats.org/officeDocument/2006/math" xmlns:v="urn:schemas-microsoft-com:vml" xmlns:wp14="http://schemas.microsoft.com/office/word/2010/wordprocessingDrawing" xmlns:wp="http://schemas.openxmlformats.org/drawingml/2006/wordprocessingDrawing" xmlns:w10="urn:schemas-microsoft-com:office:word" xmlns:w="http://schemas.openxmlformats.org/wordprocessingml/2006/main" xmlns:w14="http://schemas.microsoft.com/office/word/2010/wordml" xmlns:w15="http://schemas.microsoft.com/office/word/2012/wordml" xmlns:w16cex="http://schemas.microsoft.com/office/word/2018/wordml/cex" xmlns:w16cid="http://schemas.microsoft.com/office/word/2016/wordml/cid" xmlns:w16="http://schemas.microsoft.com/office/word/2018/wordml" xmlns:w16du="http://schemas.microsoft.com/office/word/2023/wordml/word16du" xmlns:w16sdtdh="http://schemas.microsoft.com/office/word/2020/wordml/sdtdatahash" xmlns:w16sdtfl="http://schemas.microsoft.com/office/word/2024/wordml/sdtformatlock" xmlns:w16se="http://schemas.microsoft.com/office/word/2015/wordml/symex" xmlns:wpg="http://schemas.microsoft.com/office/word/2010/wordprocessingGroup" xmlns:wpi="http://schemas.microsoft.com/office/word/2010/wordprocessingInk" xmlns:wne="http://schemas.microsoft.com/office/word/2006/wordml" xmlns:wps="http://schemas.microsoft.com/office/word/2010/wordprocessingShape" mc:Ignorable="w14 w15 w16se w16cid w16 w16cex w16sdtdh w16sdtfl w16du wp14">
+<w:endnotes xmlns:wpc="http://schemas.microsoft.com/office/word/2010/wordprocessingCanvas" xmlns:cx="http://schemas.microsoft.com/office/drawing/2014/chartex" xmlns:cx1="http://schemas.microsoft.com/office/drawing/2015/9/8/chartex" xmlns:cx2="http://schemas.microsoft.com/office/drawing/2015/10/21/chartex" xmlns:cx3="http://schemas.microsoft.com/office/drawing/2016/5/9/chartex" xmlns:cx4="http://schemas.microsoft.com/office/drawing/2016/5/10/chartex" xmlns:cx5="http://schemas.microsoft.com/office/drawing/2016/5/11/chartex" xmlns:cx6="http://schemas.microsoft.com/office/drawing/2016/5/12/chartex" xmlns:cx7="http://schemas.microsoft.com/office/drawing/2016/5/13/chartex" xmlns:cx8="http://schemas.microsoft.com/office/drawing/2016/5/14/chartex" xmlns:mc="http://schemas.openxmlformats.org/markup-compatibility/2006" xmlns:aink="http://schemas.microsoft.com/office/drawing/2016/ink" xmlns:am3d="http://schemas.microsoft.com/office/drawing/2017/model3d" xmlns:o="urn:schemas-microsoft-com:office:office" xmlns:oel="http://schemas.microsoft.com/office/2019/extlst" xmlns:r="http://schemas.openxmlformats.org/officeDocument/2006/relationships" xmlns:m="http://schemas.openxmlformats.org/officeDocument/2006/math" xmlns:v="urn:schemas-microsoft-com:vml" xmlns:wp14="http://schemas.microsoft.com/office/word/2010/wordprocessingDrawing" xmlns:wp="http://schemas.openxmlformats.org/drawingml/2006/wordprocessingDrawing" xmlns:w10="urn:schemas-microsoft-com:office:word" xmlns:w="http://schemas.openxmlformats.org/wordprocessingml/2006/main" xmlns:w14="http://schemas.microsoft.com/office/word/2010/wordml" xmlns:w15="http://schemas.microsoft.com/office/word/2012/wordml" xmlns:w16cei="http://schemas.microsoft.com/office/word/2026/wordml/cei" xmlns:w16cex="http://schemas.microsoft.com/office/word/2018/wordml/cex" xmlns:w16cid="http://schemas.microsoft.com/office/word/2016/wordml/cid" xmlns:w16="http://schemas.microsoft.com/office/word/2018/wordml" xmlns:w16du="http://schemas.microsoft.com/office/word/2023/wordml/word16du" xmlns:w16sdtdh="http://schemas.microsoft.com/office/word/2020/wordml/sdtdatahash" xmlns:w16sdtfl="http://schemas.microsoft.com/office/word/2024/wordml/sdtformatlock" xmlns:w16se="http://schemas.microsoft.com/office/word/2015/wordml/symex" xmlns:wpg="http://schemas.microsoft.com/office/word/2010/wordprocessingGroup" xmlns:wpi="http://schemas.microsoft.com/office/word/2010/wordprocessingInk" xmlns:wne="http://schemas.microsoft.com/office/word/2006/wordml" xmlns:wps="http://schemas.microsoft.com/office/word/2010/wordprocessingShape" mc:Ignorable="w14 w15 w16se w16cid w16 w16cex w16sdtdh w16sdtfl w16du wp14">
   <w:endnote w:type="separator" w:id="-1">
     <w:p>
       <w:pPr>
@@ -1583,7 +1627,7 @@
 </file>
 
 <file path=word/footer1.xml><?xml version="1.0" encoding="utf-8"?>
-<w:ftr xmlns:wpc="http://schemas.microsoft.com/office/word/2010/wordprocessingCanvas" xmlns:cx="http://schemas.microsoft.com/office/drawing/2014/chartex" xmlns:cx1="http://schemas.microsoft.com/office/drawing/2015/9/8/chartex" xmlns:cx2="http://schemas.microsoft.com/office/drawing/2015/10/21/chartex" xmlns:cx3="http://schemas.microsoft.com/office/drawing/2016/5/9/chartex" xmlns:cx4="http://schemas.microsoft.com/office/drawing/2016/5/10/chartex" xmlns:cx5="http://schemas.microsoft.com/office/drawing/2016/5/11/chartex" xmlns:cx6="http://schemas.microsoft.com/office/drawing/2016/5/12/chartex" xmlns:cx7="http://schemas.microsoft.com/office/drawing/2016/5/13/chartex" xmlns:cx8="http://schemas.microsoft.com/office/drawing/2016/5/14/chartex" xmlns:mc="http://schemas.openxmlformats.org/markup-compatibility/2006" xmlns:aink="http://schemas.microsoft.com/office/drawing/2016/ink" xmlns:am3d="http://schemas.microsoft.com/office/drawing/2017/model3d" xmlns:o="urn:schemas-microsoft-com:office:office" xmlns:oel="http://schemas.microsoft.com/office/2019/extlst" xmlns:r="http://schemas.openxmlformats.org/officeDocument/2006/relationships" xmlns:m="http://schemas.openxmlformats.org/officeDocument/2006/math" xmlns:v="urn:schemas-microsoft-com:vml" xmlns:wp14="http://schemas.microsoft.com/office/word/2010/wordprocessingDrawing" xmlns:wp="http://schemas.openxmlformats.org/drawingml/2006/wordprocessingDrawing" xmlns:w10="urn:schemas-microsoft-com:office:word" xmlns:w="http://schemas.openxmlformats.org/wordprocessingml/2006/main" xmlns:w14="http://schemas.microsoft.com/office/word/2010/wordml" xmlns:w15="http://schemas.microsoft.com/office/word/2012/wordml" xmlns:w16cex="http://schemas.microsoft.com/office/word/2018/wordml/cex" xmlns:w16cid="http://schemas.microsoft.com/office/word/2016/wordml/cid" xmlns:w16="http://schemas.microsoft.com/office/word/2018/wordml" xmlns:w16du="http://schemas.microsoft.com/office/word/2023/wordml/word16du" xmlns:w16sdtdh="http://schemas.microsoft.com/office/word/2020/wordml/sdtdatahash" xmlns:w16sdtfl="http://schemas.microsoft.com/office/word/2024/wordml/sdtformatlock" xmlns:w16se="http://schemas.microsoft.com/office/word/2015/wordml/symex" xmlns:wpg="http://schemas.microsoft.com/office/word/2010/wordprocessingGroup" xmlns:wpi="http://schemas.microsoft.com/office/word/2010/wordprocessingInk" xmlns:wne="http://schemas.microsoft.com/office/word/2006/wordml" xmlns:wps="http://schemas.microsoft.com/office/word/2010/wordprocessingShape" mc:Ignorable="w14 w15 w16se w16cid w16 w16cex w16sdtdh w16sdtfl w16du wp14">
+<w:ftr xmlns:wpc="http://schemas.microsoft.com/office/word/2010/wordprocessingCanvas" xmlns:cx="http://schemas.microsoft.com/office/drawing/2014/chartex" xmlns:cx1="http://schemas.microsoft.com/office/drawing/2015/9/8/chartex" xmlns:cx2="http://schemas.microsoft.com/office/drawing/2015/10/21/chartex" xmlns:cx3="http://schemas.microsoft.com/office/drawing/2016/5/9/chartex" xmlns:cx4="http://schemas.microsoft.com/office/drawing/2016/5/10/chartex" xmlns:cx5="http://schemas.microsoft.com/office/drawing/2016/5/11/chartex" xmlns:cx6="http://schemas.microsoft.com/office/drawing/2016/5/12/chartex" xmlns:cx7="http://schemas.microsoft.com/office/drawing/2016/5/13/chartex" xmlns:cx8="http://schemas.microsoft.com/office/drawing/2016/5/14/chartex" xmlns:mc="http://schemas.openxmlformats.org/markup-compatibility/2006" xmlns:aink="http://schemas.microsoft.com/office/drawing/2016/ink" xmlns:am3d="http://schemas.microsoft.com/office/drawing/2017/model3d" xmlns:o="urn:schemas-microsoft-com:office:office" xmlns:oel="http://schemas.microsoft.com/office/2019/extlst" xmlns:r="http://schemas.openxmlformats.org/officeDocument/2006/relationships" xmlns:m="http://schemas.openxmlformats.org/officeDocument/2006/math" xmlns:v="urn:schemas-microsoft-com:vml" xmlns:wp14="http://schemas.microsoft.com/office/word/2010/wordprocessingDrawing" xmlns:wp="http://schemas.openxmlformats.org/drawingml/2006/wordprocessingDrawing" xmlns:w10="urn:schemas-microsoft-com:office:word" xmlns:w="http://schemas.openxmlformats.org/wordprocessingml/2006/main" xmlns:w14="http://schemas.microsoft.com/office/word/2010/wordml" xmlns:w15="http://schemas.microsoft.com/office/word/2012/wordml" xmlns:w16cei="http://schemas.microsoft.com/office/word/2026/wordml/cei" xmlns:w16cex="http://schemas.microsoft.com/office/word/2018/wordml/cex" xmlns:w16cid="http://schemas.microsoft.com/office/word/2016/wordml/cid" xmlns:w16="http://schemas.microsoft.com/office/word/2018/wordml" xmlns:w16du="http://schemas.microsoft.com/office/word/2023/wordml/word16du" xmlns:w16sdtdh="http://schemas.microsoft.com/office/word/2020/wordml/sdtdatahash" xmlns:w16sdtfl="http://schemas.microsoft.com/office/word/2024/wordml/sdtformatlock" xmlns:w16se="http://schemas.microsoft.com/office/word/2015/wordml/symex" xmlns:wpg="http://schemas.microsoft.com/office/word/2010/wordprocessingGroup" xmlns:wpi="http://schemas.microsoft.com/office/word/2010/wordprocessingInk" xmlns:wne="http://schemas.microsoft.com/office/word/2006/wordml" xmlns:wps="http://schemas.microsoft.com/office/word/2010/wordprocessingShape" mc:Ignorable="w14 w15 w16se w16cid w16 w16cex w16sdtdh w16sdtfl w16du wp14">
   <w:p>
     <w:pPr>
       <w:pStyle w:val="Footer"/>
@@ -1648,7 +1692,7 @@
 </file>
 
 <file path=word/footnotes.xml><?xml version="1.0" encoding="utf-8"?>
-<w:footnotes xmlns:wpc="http://schemas.microsoft.com/office/word/2010/wordprocessingCanvas" xmlns:cx="http://schemas.microsoft.com/office/drawing/2014/chartex" xmlns:cx1="http://schemas.microsoft.com/office/drawing/2015/9/8/chartex" xmlns:cx2="http://schemas.microsoft.com/office/drawing/2015/10/21/chartex" xmlns:cx3="http://schemas.microsoft.com/office/drawing/2016/5/9/chartex" xmlns:cx4="http://schemas.microsoft.com/office/drawing/2016/5/10/chartex" xmlns:cx5="http://schemas.microsoft.com/office/drawing/2016/5/11/chartex" xmlns:cx6="http://schemas.microsoft.com/office/drawing/2016/5/12/chartex" xmlns:cx7="http://schemas.microsoft.com/office/drawing/2016/5/13/chartex" xmlns:cx8="http://schemas.microsoft.com/office/drawing/2016/5/14/chartex" xmlns:mc="http://schemas.openxmlformats.org/markup-compatibility/2006" xmlns:aink="http://schemas.microsoft.com/office/drawing/2016/ink" xmlns:am3d="http://schemas.microsoft.com/office/drawing/2017/model3d" xmlns:o="urn:schemas-microsoft-com:office:office" xmlns:oel="http://schemas.microsoft.com/office/2019/extlst" xmlns:r="http://schemas.openxmlformats.org/officeDocument/2006/relationships" xmlns:m="http://schemas.openxmlformats.org/officeDocument/2006/math" xmlns:v="urn:schemas-microsoft-com:vml" xmlns:wp14="http://schemas.microsoft.com/office/word/2010/wordprocessingDrawing" xmlns:wp="http://schemas.openxmlformats.org/drawingml/2006/wordprocessingDrawing" xmlns:w10="urn:schemas-microsoft-com:office:word" xmlns:w="http://schemas.openxmlformats.org/wordprocessingml/2006/main" xmlns:w14="http://schemas.microsoft.com/office/word/2010/wordml" xmlns:w15="http://schemas.microsoft.com/office/word/2012/wordml" xmlns:w16cex="http://schemas.microsoft.com/office/word/2018/wordml/cex" xmlns:w16cid="http://schemas.microsoft.com/office/word/2016/wordml/cid" xmlns:w16="http://schemas.microsoft.com/office/word/2018/wordml" xmlns:w16du="http://schemas.microsoft.com/office/word/2023/wordml/word16du" xmlns:w16sdtdh="http://schemas.microsoft.com/office/word/2020/wordml/sdtdatahash" xmlns:w16sdtfl="http://schemas.microsoft.com/office/word/2024/wordml/sdtformatlock" xmlns:w16se="http://schemas.microsoft.com/office/word/2015/wordml/symex" xmlns:wpg="http://schemas.microsoft.com/office/word/2010/wordprocessingGroup" xmlns:wpi="http://schemas.microsoft.com/office/word/2010/wordprocessingInk" xmlns:wne="http://schemas.microsoft.com/office/word/2006/wordml" xmlns:wps="http://schemas.microsoft.com/office/word/2010/wordprocessingShape" mc:Ignorable="w14 w15 w16se w16cid w16 w16cex w16sdtdh w16sdtfl w16du wp14">
+<w:footnotes xmlns:wpc="http://schemas.microsoft.com/office/word/2010/wordprocessingCanvas" xmlns:cx="http://schemas.microsoft.com/office/drawing/2014/chartex" xmlns:cx1="http://schemas.microsoft.com/office/drawing/2015/9/8/chartex" xmlns:cx2="http://schemas.microsoft.com/office/drawing/2015/10/21/chartex" xmlns:cx3="http://schemas.microsoft.com/office/drawing/2016/5/9/chartex" xmlns:cx4="http://schemas.microsoft.com/office/drawing/2016/5/10/chartex" xmlns:cx5="http://schemas.microsoft.com/office/drawing/2016/5/11/chartex" xmlns:cx6="http://schemas.microsoft.com/office/drawing/2016/5/12/chartex" xmlns:cx7="http://schemas.microsoft.com/office/drawing/2016/5/13/chartex" xmlns:cx8="http://schemas.microsoft.com/office/drawing/2016/5/14/chartex" xmlns:mc="http://schemas.openxmlformats.org/markup-compatibility/2006" xmlns:aink="http://schemas.microsoft.com/office/drawing/2016/ink" xmlns:am3d="http://schemas.microsoft.com/office/drawing/2017/model3d" xmlns:o="urn:schemas-microsoft-com:office:office" xmlns:oel="http://schemas.microsoft.com/office/2019/extlst" xmlns:r="http://schemas.openxmlformats.org/officeDocument/2006/relationships" xmlns:m="http://schemas.openxmlformats.org/officeDocument/2006/math" xmlns:v="urn:schemas-microsoft-com:vml" xmlns:wp14="http://schemas.microsoft.com/office/word/2010/wordprocessingDrawing" xmlns:wp="http://schemas.openxmlformats.org/drawingml/2006/wordprocessingDrawing" xmlns:w10="urn:schemas-microsoft-com:office:word" xmlns:w="http://schemas.openxmlformats.org/wordprocessingml/2006/main" xmlns:w14="http://schemas.microsoft.com/office/word/2010/wordml" xmlns:w15="http://schemas.microsoft.com/office/word/2012/wordml" xmlns:w16cei="http://schemas.microsoft.com/office/word/2026/wordml/cei" xmlns:w16cex="http://schemas.microsoft.com/office/word/2018/wordml/cex" xmlns:w16cid="http://schemas.microsoft.com/office/word/2016/wordml/cid" xmlns:w16="http://schemas.microsoft.com/office/word/2018/wordml" xmlns:w16du="http://schemas.microsoft.com/office/word/2023/wordml/word16du" xmlns:w16sdtdh="http://schemas.microsoft.com/office/word/2020/wordml/sdtdatahash" xmlns:w16sdtfl="http://schemas.microsoft.com/office/word/2024/wordml/sdtformatlock" xmlns:w16se="http://schemas.microsoft.com/office/word/2015/wordml/symex" xmlns:wpg="http://schemas.microsoft.com/office/word/2010/wordprocessingGroup" xmlns:wpi="http://schemas.microsoft.com/office/word/2010/wordprocessingInk" xmlns:wne="http://schemas.microsoft.com/office/word/2006/wordml" xmlns:wps="http://schemas.microsoft.com/office/word/2010/wordprocessingShape" mc:Ignorable="w14 w15 w16se w16cid w16 w16cex w16sdtdh w16sdtfl w16du wp14">
   <w:footnote w:type="separator" w:id="-1">
     <w:p>
       <w:pPr>
@@ -1673,7 +1717,7 @@
 </file>
 
 <file path=word/header1.xml><?xml version="1.0" encoding="utf-8"?>
-<w:hdr xmlns:wpc="http://schemas.microsoft.com/office/word/2010/wordprocessingCanvas" xmlns:cx="http://schemas.microsoft.com/office/drawing/2014/chartex" xmlns:cx1="http://schemas.microsoft.com/office/drawing/2015/9/8/chartex" xmlns:cx2="http://schemas.microsoft.com/office/drawing/2015/10/21/chartex" xmlns:cx3="http://schemas.microsoft.com/office/drawing/2016/5/9/chartex" xmlns:cx4="http://schemas.microsoft.com/office/drawing/2016/5/10/chartex" xmlns:cx5="http://schemas.microsoft.com/office/drawing/2016/5/11/chartex" xmlns:cx6="http://schemas.microsoft.com/office/drawing/2016/5/12/chartex" xmlns:cx7="http://schemas.microsoft.com/office/drawing/2016/5/13/chartex" xmlns:cx8="http://schemas.microsoft.com/office/drawing/2016/5/14/chartex" xmlns:mc="http://schemas.openxmlformats.org/markup-compatibility/2006" xmlns:aink="http://schemas.microsoft.com/office/drawing/2016/ink" xmlns:am3d="http://schemas.microsoft.com/office/drawing/2017/model3d" xmlns:o="urn:schemas-microsoft-com:office:office" xmlns:oel="http://schemas.microsoft.com/office/2019/extlst" xmlns:r="http://schemas.openxmlformats.org/officeDocument/2006/relationships" xmlns:m="http://schemas.openxmlformats.org/officeDocument/2006/math" xmlns:v="urn:schemas-microsoft-com:vml" xmlns:wp14="http://schemas.microsoft.com/office/word/2010/wordprocessingDrawing" xmlns:wp="http://schemas.openxmlformats.org/drawingml/2006/wordprocessingDrawing" xmlns:w10="urn:schemas-microsoft-com:office:word" xmlns:w="http://schemas.openxmlformats.org/wordprocessingml/2006/main" xmlns:w14="http://schemas.microsoft.com/office/word/2010/wordml" xmlns:w15="http://schemas.microsoft.com/office/word/2012/wordml" xmlns:w16cex="http://schemas.microsoft.com/office/word/2018/wordml/cex" xmlns:w16cid="http://schemas.microsoft.com/office/word/2016/wordml/cid" xmlns:w16="http://schemas.microsoft.com/office/word/2018/wordml" xmlns:w16du="http://schemas.microsoft.com/office/word/2023/wordml/word16du" xmlns:w16sdtdh="http://schemas.microsoft.com/office/word/2020/wordml/sdtdatahash" xmlns:w16sdtfl="http://schemas.microsoft.com/office/word/2024/wordml/sdtformatlock" xmlns:w16se="http://schemas.microsoft.com/office/word/2015/wordml/symex" xmlns:wpg="http://schemas.microsoft.com/office/word/2010/wordprocessingGroup" xmlns:wpi="http://schemas.microsoft.com/office/word/2010/wordprocessingInk" xmlns:wne="http://schemas.microsoft.com/office/word/2006/wordml" xmlns:wps="http://schemas.microsoft.com/office/word/2010/wordprocessingShape" mc:Ignorable="w14 w15 w16se w16cid w16 w16cex w16sdtdh w16sdtfl w16du wp14">
+<w:hdr xmlns:wpc="http://schemas.microsoft.com/office/word/2010/wordprocessingCanvas" xmlns:cx="http://schemas.microsoft.com/office/drawing/2014/chartex" xmlns:cx1="http://schemas.microsoft.com/office/drawing/2015/9/8/chartex" xmlns:cx2="http://schemas.microsoft.com/office/drawing/2015/10/21/chartex" xmlns:cx3="http://schemas.microsoft.com/office/drawing/2016/5/9/chartex" xmlns:cx4="http://schemas.microsoft.com/office/drawing/2016/5/10/chartex" xmlns:cx5="http://schemas.microsoft.com/office/drawing/2016/5/11/chartex" xmlns:cx6="http://schemas.microsoft.com/office/drawing/2016/5/12/chartex" xmlns:cx7="http://schemas.microsoft.com/office/drawing/2016/5/13/chartex" xmlns:cx8="http://schemas.microsoft.com/office/drawing/2016/5/14/chartex" xmlns:mc="http://schemas.openxmlformats.org/markup-compatibility/2006" xmlns:aink="http://schemas.microsoft.com/office/drawing/2016/ink" xmlns:am3d="http://schemas.microsoft.com/office/drawing/2017/model3d" xmlns:o="urn:schemas-microsoft-com:office:office" xmlns:oel="http://schemas.microsoft.com/office/2019/extlst" xmlns:r="http://schemas.openxmlformats.org/officeDocument/2006/relationships" xmlns:m="http://schemas.openxmlformats.org/officeDocument/2006/math" xmlns:v="urn:schemas-microsoft-com:vml" xmlns:wp14="http://schemas.microsoft.com/office/word/2010/wordprocessingDrawing" xmlns:wp="http://schemas.openxmlformats.org/drawingml/2006/wordprocessingDrawing" xmlns:w10="urn:schemas-microsoft-com:office:word" xmlns:w="http://schemas.openxmlformats.org/wordprocessingml/2006/main" xmlns:w14="http://schemas.microsoft.com/office/word/2010/wordml" xmlns:w15="http://schemas.microsoft.com/office/word/2012/wordml" xmlns:w16cei="http://schemas.microsoft.com/office/word/2026/wordml/cei" xmlns:w16cex="http://schemas.microsoft.com/office/word/2018/wordml/cex" xmlns:w16cid="http://schemas.microsoft.com/office/word/2016/wordml/cid" xmlns:w16="http://schemas.microsoft.com/office/word/2018/wordml" xmlns:w16du="http://schemas.microsoft.com/office/word/2023/wordml/word16du" xmlns:w16sdtdh="http://schemas.microsoft.com/office/word/2020/wordml/sdtdatahash" xmlns:w16sdtfl="http://schemas.microsoft.com/office/word/2024/wordml/sdtformatlock" xmlns:w16se="http://schemas.microsoft.com/office/word/2015/wordml/symex" xmlns:wpg="http://schemas.microsoft.com/office/word/2010/wordprocessingGroup" xmlns:wpi="http://schemas.microsoft.com/office/word/2010/wordprocessingInk" xmlns:wne="http://schemas.microsoft.com/office/word/2006/wordml" xmlns:wps="http://schemas.microsoft.com/office/word/2010/wordprocessingShape" mc:Ignorable="w14 w15 w16se w16cid w16 w16cex w16sdtdh w16sdtfl w16du wp14">
   <w:p>
     <w:pPr>
       <w:pStyle w:val="Header"/>
@@ -1719,7 +1763,7 @@
         <w:bCs/>
         <w:highlight w:val="yellow"/>
       </w:rPr>
-      <w:t>IT007</w:t>
+      <w:t>CE014</w:t>
     </w:r>
   </w:p>
 </w:hdr>

--- a/25DCE014-FDSA_Practical-2.docx
+++ b/25DCE014-FDSA_Practical-2.docx
@@ -186,17 +186,7 @@
           <w:sz w:val="28"/>
           <w:szCs w:val="28"/>
         </w:rPr>
-        <w:t>INFORMA</w:t>
-      </w:r>
-      <w:r>
-        <w:rPr>
-          <w:rFonts w:ascii="Times New Roman" w:hAnsi="Times New Roman" w:cs="Times New Roman"/>
-          <w:b/>
-          <w:bCs/>
-          <w:sz w:val="28"/>
-          <w:szCs w:val="28"/>
-        </w:rPr>
-        <w:t>TION TECHNOLOGY</w:t>
+        <w:t>COMPUTER ENGINEERING</w:t>
       </w:r>
     </w:p>
     <w:p>
@@ -581,141 +571,170 @@
         <w:jc w:val="both"/>
         <w:rPr>
           <w:rFonts w:ascii="Times New Roman" w:hAnsi="Times New Roman" w:cs="Times New Roman"/>
-          <w:b/>
-          <w:bCs/>
-          <w:sz w:val="28"/>
-          <w:szCs w:val="28"/>
-        </w:rPr>
-      </w:pPr>
-    </w:p>
-    <w:p>
-      <w:pPr>
-        <w:jc w:val="both"/>
-        <w:rPr>
-          <w:rFonts w:ascii="Times New Roman" w:hAnsi="Times New Roman" w:cs="Times New Roman"/>
-          <w:b/>
-          <w:bCs/>
-          <w:sz w:val="28"/>
-          <w:szCs w:val="28"/>
-        </w:rPr>
-      </w:pPr>
-    </w:p>
-    <w:p>
-      <w:pPr>
-        <w:jc w:val="both"/>
-        <w:rPr>
-          <w:rFonts w:ascii="Times New Roman" w:hAnsi="Times New Roman" w:cs="Times New Roman"/>
-          <w:b/>
-          <w:bCs/>
-          <w:sz w:val="28"/>
-          <w:szCs w:val="28"/>
-        </w:rPr>
-      </w:pPr>
-    </w:p>
-    <w:p>
-      <w:pPr>
-        <w:jc w:val="both"/>
-        <w:rPr>
-          <w:rFonts w:ascii="Times New Roman" w:hAnsi="Times New Roman" w:cs="Times New Roman"/>
-          <w:b/>
-          <w:bCs/>
-          <w:sz w:val="28"/>
-          <w:szCs w:val="28"/>
-        </w:rPr>
-      </w:pPr>
-    </w:p>
-    <w:p>
-      <w:pPr>
-        <w:jc w:val="both"/>
-        <w:rPr>
-          <w:rFonts w:ascii="Times New Roman" w:hAnsi="Times New Roman" w:cs="Times New Roman"/>
-          <w:b/>
-          <w:bCs/>
-          <w:sz w:val="28"/>
-          <w:szCs w:val="28"/>
-        </w:rPr>
-      </w:pPr>
-    </w:p>
-    <w:p>
-      <w:pPr>
-        <w:jc w:val="both"/>
-        <w:rPr>
-          <w:rFonts w:ascii="Times New Roman" w:hAnsi="Times New Roman" w:cs="Times New Roman"/>
-          <w:b/>
-          <w:bCs/>
-          <w:sz w:val="28"/>
-          <w:szCs w:val="28"/>
-        </w:rPr>
-      </w:pPr>
-    </w:p>
-    <w:p>
-      <w:pPr>
-        <w:jc w:val="both"/>
-        <w:rPr>
-          <w:rFonts w:ascii="Times New Roman" w:hAnsi="Times New Roman" w:cs="Times New Roman"/>
-          <w:b/>
-          <w:bCs/>
-          <w:sz w:val="28"/>
-          <w:szCs w:val="28"/>
-        </w:rPr>
-      </w:pPr>
-    </w:p>
-    <w:p>
-      <w:pPr>
-        <w:jc w:val="both"/>
-        <w:rPr>
-          <w:rFonts w:ascii="Times New Roman" w:hAnsi="Times New Roman" w:cs="Times New Roman"/>
-          <w:b/>
-          <w:bCs/>
-          <w:sz w:val="28"/>
-          <w:szCs w:val="28"/>
-        </w:rPr>
-      </w:pPr>
-    </w:p>
-    <w:p>
-      <w:pPr>
-        <w:jc w:val="both"/>
-        <w:rPr>
-          <w:rFonts w:ascii="Times New Roman" w:hAnsi="Times New Roman" w:cs="Times New Roman"/>
-          <w:b/>
-          <w:bCs/>
-          <w:sz w:val="28"/>
-          <w:szCs w:val="28"/>
-        </w:rPr>
-      </w:pPr>
-    </w:p>
-    <w:p>
-      <w:pPr>
-        <w:jc w:val="both"/>
-        <w:rPr>
-          <w:rFonts w:ascii="Times New Roman" w:hAnsi="Times New Roman" w:cs="Times New Roman"/>
-          <w:b/>
-          <w:bCs/>
-          <w:sz w:val="28"/>
-          <w:szCs w:val="28"/>
-        </w:rPr>
-      </w:pPr>
-    </w:p>
-    <w:p>
-      <w:pPr>
-        <w:jc w:val="both"/>
-        <w:rPr>
-          <w:rFonts w:ascii="Times New Roman" w:hAnsi="Times New Roman" w:cs="Times New Roman"/>
-          <w:b/>
-          <w:bCs/>
-          <w:sz w:val="28"/>
-          <w:szCs w:val="28"/>
-        </w:rPr>
-      </w:pPr>
-      <w:r>
-        <w:rPr>
-          <w:rFonts w:ascii="Times New Roman" w:hAnsi="Times New Roman" w:cs="Times New Roman"/>
-          <w:b/>
-          <w:bCs/>
-          <w:sz w:val="28"/>
-          <w:szCs w:val="28"/>
-        </w:rPr>
-        <w:lastRenderedPageBreak/>
+          <w:bCs/>
+          <w:color w:val="156082" w:themeColor="accent1"/>
+          <w:sz w:val="28"/>
+          <w:szCs w:val="28"/>
+          <w14:shadow w14:blurRad="38100" w14:dist="25400" w14:dir="5400000" w14:sx="100000" w14:sy="100000" w14:kx="0" w14:ky="0" w14:algn="ctr">
+            <w14:srgbClr w14:val="6E747A">
+              <w14:alpha w14:val="57000"/>
+            </w14:srgbClr>
+          </w14:shadow>
+          <w14:textOutline w14:w="0" w14:cap="flat" w14:cmpd="sng" w14:algn="ctr">
+            <w14:noFill/>
+            <w14:prstDash w14:val="solid"/>
+            <w14:round/>
+          </w14:textOutline>
+        </w:rPr>
+      </w:pPr>
+      <w:r>
+        <w:rPr>
+          <w:rFonts w:ascii="Times New Roman" w:hAnsi="Times New Roman" w:cs="Times New Roman"/>
+          <w:bCs/>
+          <w:color w:val="156082" w:themeColor="accent1"/>
+          <w:sz w:val="28"/>
+          <w:szCs w:val="28"/>
+          <w14:shadow w14:blurRad="38100" w14:dist="25400" w14:dir="5400000" w14:sx="100000" w14:sy="100000" w14:kx="0" w14:ky="0" w14:algn="ctr">
+            <w14:srgbClr w14:val="6E747A">
+              <w14:alpha w14:val="57000"/>
+            </w14:srgbClr>
+          </w14:shadow>
+          <w14:textOutline w14:w="0" w14:cap="flat" w14:cmpd="sng" w14:algn="ctr">
+            <w14:noFill/>
+            <w14:prstDash w14:val="solid"/>
+            <w14:round/>
+          </w14:textOutline>
+        </w:rPr>
+        <w:t>https://github.com/yakshu205/DSA/tree/6abc6fc9b088b332c6c3b366719caf1c414683db/Sorting%20algo/Practical-2</w:t>
+      </w:r>
+    </w:p>
+    <w:p>
+      <w:pPr>
+        <w:jc w:val="both"/>
+        <w:rPr>
+          <w:rFonts w:ascii="Times New Roman" w:hAnsi="Times New Roman" w:cs="Times New Roman"/>
+          <w:b/>
+          <w:bCs/>
+          <w:sz w:val="28"/>
+          <w:szCs w:val="28"/>
+        </w:rPr>
+      </w:pPr>
+    </w:p>
+    <w:p>
+      <w:pPr>
+        <w:jc w:val="both"/>
+        <w:rPr>
+          <w:rFonts w:ascii="Times New Roman" w:hAnsi="Times New Roman" w:cs="Times New Roman"/>
+          <w:b/>
+          <w:bCs/>
+          <w:sz w:val="28"/>
+          <w:szCs w:val="28"/>
+        </w:rPr>
+      </w:pPr>
+    </w:p>
+    <w:p>
+      <w:pPr>
+        <w:jc w:val="both"/>
+        <w:rPr>
+          <w:rFonts w:ascii="Times New Roman" w:hAnsi="Times New Roman" w:cs="Times New Roman"/>
+          <w:b/>
+          <w:bCs/>
+          <w:sz w:val="28"/>
+          <w:szCs w:val="28"/>
+        </w:rPr>
+      </w:pPr>
+    </w:p>
+    <w:p>
+      <w:pPr>
+        <w:jc w:val="both"/>
+        <w:rPr>
+          <w:rFonts w:ascii="Times New Roman" w:hAnsi="Times New Roman" w:cs="Times New Roman"/>
+          <w:b/>
+          <w:bCs/>
+          <w:sz w:val="28"/>
+          <w:szCs w:val="28"/>
+        </w:rPr>
+      </w:pPr>
+    </w:p>
+    <w:p>
+      <w:pPr>
+        <w:jc w:val="both"/>
+        <w:rPr>
+          <w:rFonts w:ascii="Times New Roman" w:hAnsi="Times New Roman" w:cs="Times New Roman"/>
+          <w:b/>
+          <w:bCs/>
+          <w:sz w:val="28"/>
+          <w:szCs w:val="28"/>
+        </w:rPr>
+      </w:pPr>
+    </w:p>
+    <w:p>
+      <w:pPr>
+        <w:jc w:val="both"/>
+        <w:rPr>
+          <w:rFonts w:ascii="Times New Roman" w:hAnsi="Times New Roman" w:cs="Times New Roman"/>
+          <w:b/>
+          <w:bCs/>
+          <w:sz w:val="28"/>
+          <w:szCs w:val="28"/>
+        </w:rPr>
+      </w:pPr>
+    </w:p>
+    <w:p>
+      <w:pPr>
+        <w:jc w:val="both"/>
+        <w:rPr>
+          <w:rFonts w:ascii="Times New Roman" w:hAnsi="Times New Roman" w:cs="Times New Roman"/>
+          <w:b/>
+          <w:bCs/>
+          <w:sz w:val="28"/>
+          <w:szCs w:val="28"/>
+        </w:rPr>
+      </w:pPr>
+    </w:p>
+    <w:p>
+      <w:pPr>
+        <w:jc w:val="both"/>
+        <w:rPr>
+          <w:rFonts w:ascii="Times New Roman" w:hAnsi="Times New Roman" w:cs="Times New Roman"/>
+          <w:b/>
+          <w:bCs/>
+          <w:sz w:val="28"/>
+          <w:szCs w:val="28"/>
+        </w:rPr>
+      </w:pPr>
+    </w:p>
+    <w:p>
+      <w:pPr>
+        <w:jc w:val="both"/>
+        <w:rPr>
+          <w:rFonts w:ascii="Times New Roman" w:hAnsi="Times New Roman" w:cs="Times New Roman"/>
+          <w:b/>
+          <w:bCs/>
+          <w:sz w:val="28"/>
+          <w:szCs w:val="28"/>
+        </w:rPr>
+      </w:pPr>
+    </w:p>
+    <w:p>
+      <w:pPr>
+        <w:jc w:val="both"/>
+        <w:rPr>
+          <w:rFonts w:ascii="Times New Roman" w:hAnsi="Times New Roman" w:cs="Times New Roman"/>
+          <w:b/>
+          <w:bCs/>
+          <w:sz w:val="28"/>
+          <w:szCs w:val="28"/>
+        </w:rPr>
+      </w:pPr>
+      <w:r>
+        <w:rPr>
+          <w:rFonts w:ascii="Times New Roman" w:hAnsi="Times New Roman" w:cs="Times New Roman"/>
+          <w:b/>
+          <w:bCs/>
+          <w:sz w:val="28"/>
+          <w:szCs w:val="28"/>
+        </w:rPr>
         <w:t>Output:</w:t>
       </w:r>
     </w:p>
@@ -970,6 +989,7 @@
           <w:sz w:val="28"/>
           <w:szCs w:val="28"/>
         </w:rPr>
+        <w:lastRenderedPageBreak/>
         <w:t xml:space="preserve">A librarian maintains a sorted </w:t>
       </w:r>
       <w:proofErr w:type="spellStart"/>
@@ -1026,16 +1046,7 @@
           <w:sz w:val="28"/>
           <w:szCs w:val="28"/>
         </w:rPr>
-        <w:t xml:space="preserve"> to the middle, checks whether the target is to the left or right, and repeats. Given a sorted </w:t>
-      </w:r>
-      <w:r>
-        <w:rPr>
-          <w:rFonts w:ascii="Times New Roman" w:hAnsi="Times New Roman" w:cs="Times New Roman"/>
-          <w:sz w:val="28"/>
-          <w:szCs w:val="28"/>
-        </w:rPr>
-        <w:lastRenderedPageBreak/>
-        <w:t>list of book codes and a target code, implement both approaches — one using a loop and one where the function calls itself — and report the position of the target code. Describe the approach you used. What is the one condition your input must satisfy for this approach to work correctly? What would go wrong if that condition was not met?</w:t>
+        <w:t xml:space="preserve"> to the middle, checks whether the target is to the left or right, and repeats. Given a sorted list of book codes and a target code, implement both approaches — one using a loop and one where the function calls itself — and report the position of the target code. Describe the approach you used. What is the one condition your input must satisfy for this approach to work correctly? What would go wrong if that condition was not met?</w:t>
       </w:r>
     </w:p>
     <w:p>
@@ -1075,25 +1086,42 @@
         <w:jc w:val="both"/>
         <w:rPr>
           <w:rFonts w:ascii="Times New Roman" w:hAnsi="Times New Roman" w:cs="Times New Roman"/>
-          <w:b/>
-          <w:bCs/>
-          <w:sz w:val="28"/>
-          <w:szCs w:val="28"/>
-        </w:rPr>
-      </w:pPr>
-      <w:hyperlink r:id="rId10" w:history="1">
-        <w:r>
-          <w:rPr>
-            <w:rStyle w:val="Hyperlink"/>
-            <w:rFonts w:ascii="Times New Roman" w:hAnsi="Times New Roman" w:cs="Times New Roman"/>
-            <w:b/>
-            <w:bCs/>
-            <w:sz w:val="28"/>
-            <w:szCs w:val="28"/>
-          </w:rPr>
-          <w:t>https://github.com/hetbhimani5/FDSA-Batch-A-ARP/tree/main/Practical-2</w:t>
-        </w:r>
-      </w:hyperlink>
+          <w:bCs/>
+          <w:color w:val="156082" w:themeColor="accent1"/>
+          <w:sz w:val="28"/>
+          <w:szCs w:val="28"/>
+          <w14:shadow w14:blurRad="38100" w14:dist="25400" w14:dir="5400000" w14:sx="100000" w14:sy="100000" w14:kx="0" w14:ky="0" w14:algn="ctr">
+            <w14:srgbClr w14:val="6E747A">
+              <w14:alpha w14:val="57000"/>
+            </w14:srgbClr>
+          </w14:shadow>
+          <w14:textOutline w14:w="0" w14:cap="flat" w14:cmpd="sng" w14:algn="ctr">
+            <w14:noFill/>
+            <w14:prstDash w14:val="solid"/>
+            <w14:round/>
+          </w14:textOutline>
+        </w:rPr>
+      </w:pPr>
+      <w:r>
+        <w:rPr>
+          <w:rFonts w:ascii="Times New Roman" w:hAnsi="Times New Roman" w:cs="Times New Roman"/>
+          <w:bCs/>
+          <w:color w:val="156082" w:themeColor="accent1"/>
+          <w:sz w:val="28"/>
+          <w:szCs w:val="28"/>
+          <w14:shadow w14:blurRad="38100" w14:dist="25400" w14:dir="5400000" w14:sx="100000" w14:sy="100000" w14:kx="0" w14:ky="0" w14:algn="ctr">
+            <w14:srgbClr w14:val="6E747A">
+              <w14:alpha w14:val="57000"/>
+            </w14:srgbClr>
+          </w14:shadow>
+          <w14:textOutline w14:w="0" w14:cap="flat" w14:cmpd="sng" w14:algn="ctr">
+            <w14:noFill/>
+            <w14:prstDash w14:val="solid"/>
+            <w14:round/>
+          </w14:textOutline>
+        </w:rPr>
+        <w:t>https://github.com/yakshu205/DSA/tree/6abc6fc9b088b332c6c3b366719caf1c414683db/Sorting%20algo/Practical-2</w:t>
+      </w:r>
     </w:p>
     <w:p>
       <w:pPr>
@@ -1157,15 +1185,14 @@
           <w:rFonts w:ascii="Times New Roman" w:hAnsi="Times New Roman" w:cs="Times New Roman"/>
           <w:b/>
           <w:bCs/>
-          <w:noProof/>
           <w:sz w:val="28"/>
           <w:szCs w:val="28"/>
         </w:rPr>
         <w:drawing>
-          <wp:inline distT="0" distB="0" distL="0" distR="0" wp14:anchorId="51170EED" wp14:editId="47481CEF">
-            <wp:extent cx="5731510" cy="3921760"/>
-            <wp:effectExtent l="0" t="0" r="2540" b="2540"/>
-            <wp:docPr id="118480615" name="Picture 1"/>
+          <wp:inline distT="0" distB="0" distL="0" distR="0" wp14:anchorId="764496B7" wp14:editId="06844115">
+            <wp:extent cx="5731510" cy="2028190"/>
+            <wp:effectExtent l="0" t="0" r="2540" b="0"/>
+            <wp:docPr id="498859341" name="Picture 1"/>
             <wp:cNvGraphicFramePr>
               <a:graphicFrameLocks xmlns:a="http://schemas.openxmlformats.org/drawingml/2006/main" noChangeAspect="1"/>
             </wp:cNvGraphicFramePr>
@@ -1173,11 +1200,11 @@
               <a:graphicData uri="http://schemas.openxmlformats.org/drawingml/2006/picture">
                 <pic:pic xmlns:pic="http://schemas.openxmlformats.org/drawingml/2006/picture">
                   <pic:nvPicPr>
-                    <pic:cNvPr id="118480615" name=""/>
+                    <pic:cNvPr id="498859341" name=""/>
                     <pic:cNvPicPr/>
                   </pic:nvPicPr>
                   <pic:blipFill>
-                    <a:blip r:embed="rId11"/>
+                    <a:blip r:embed="rId10"/>
                     <a:stretch>
                       <a:fillRect/>
                     </a:stretch>
@@ -1185,7 +1212,7 @@
                   <pic:spPr>
                     <a:xfrm>
                       <a:off x="0" y="0"/>
-                      <a:ext cx="5731510" cy="3921760"/>
+                      <a:ext cx="5731510" cy="2028190"/>
                     </a:xfrm>
                     <a:prstGeom prst="rect">
                       <a:avLst/>
@@ -1265,8 +1292,60 @@
           <w:sz w:val="28"/>
           <w:szCs w:val="28"/>
         </w:rPr>
-        <w:t xml:space="preserve">. Another challenge is ensuring that </w:t>
-      </w:r>
+        <w:t xml:space="preserve">. Another challenge is ensuring that the search space is reduced correctly after each comparison. If the list is not organized properly, the search may produce incorrect </w:t>
+      </w:r>
+      <w:proofErr w:type="gramStart"/>
+      <w:r>
+        <w:rPr>
+          <w:rFonts w:ascii="Times New Roman" w:hAnsi="Times New Roman" w:cs="Times New Roman"/>
+          <w:sz w:val="28"/>
+          <w:szCs w:val="28"/>
+        </w:rPr>
+        <w:t>results..</w:t>
+      </w:r>
+      <w:proofErr w:type="gramEnd"/>
+    </w:p>
+    <w:p>
+      <w:pPr>
+        <w:jc w:val="both"/>
+        <w:rPr>
+          <w:rFonts w:ascii="Times New Roman" w:hAnsi="Times New Roman" w:cs="Times New Roman"/>
+          <w:sz w:val="28"/>
+          <w:szCs w:val="28"/>
+        </w:rPr>
+      </w:pPr>
+    </w:p>
+    <w:p>
+      <w:pPr>
+        <w:jc w:val="both"/>
+        <w:rPr>
+          <w:rFonts w:ascii="Times New Roman" w:hAnsi="Times New Roman" w:cs="Times New Roman"/>
+          <w:b/>
+          <w:bCs/>
+          <w:sz w:val="28"/>
+          <w:szCs w:val="28"/>
+        </w:rPr>
+      </w:pPr>
+      <w:r>
+        <w:rPr>
+          <w:rFonts w:ascii="Times New Roman" w:hAnsi="Times New Roman" w:cs="Times New Roman"/>
+          <w:b/>
+          <w:bCs/>
+          <w:sz w:val="28"/>
+          <w:szCs w:val="28"/>
+        </w:rPr>
+        <w:t>Outcome/Conclusion:</w:t>
+      </w:r>
+    </w:p>
+    <w:p>
+      <w:pPr>
+        <w:jc w:val="both"/>
+        <w:rPr>
+          <w:rFonts w:ascii="Times New Roman" w:hAnsi="Times New Roman" w:cs="Times New Roman"/>
+          <w:sz w:val="28"/>
+          <w:szCs w:val="28"/>
+        </w:rPr>
+      </w:pPr>
       <w:r>
         <w:rPr>
           <w:rFonts w:ascii="Times New Roman" w:hAnsi="Times New Roman" w:cs="Times New Roman"/>
@@ -1274,66 +1353,6 @@
           <w:szCs w:val="28"/>
         </w:rPr>
         <w:lastRenderedPageBreak/>
-        <w:t xml:space="preserve">the search space is reduced correctly after each comparison. If the list is not organized properly, the search may produce incorrect </w:t>
-      </w:r>
-      <w:proofErr w:type="gramStart"/>
-      <w:r>
-        <w:rPr>
-          <w:rFonts w:ascii="Times New Roman" w:hAnsi="Times New Roman" w:cs="Times New Roman"/>
-          <w:sz w:val="28"/>
-          <w:szCs w:val="28"/>
-        </w:rPr>
-        <w:t>results..</w:t>
-      </w:r>
-      <w:proofErr w:type="gramEnd"/>
-    </w:p>
-    <w:p>
-      <w:pPr>
-        <w:jc w:val="both"/>
-        <w:rPr>
-          <w:rFonts w:ascii="Times New Roman" w:hAnsi="Times New Roman" w:cs="Times New Roman"/>
-          <w:sz w:val="28"/>
-          <w:szCs w:val="28"/>
-        </w:rPr>
-      </w:pPr>
-    </w:p>
-    <w:p>
-      <w:pPr>
-        <w:jc w:val="both"/>
-        <w:rPr>
-          <w:rFonts w:ascii="Times New Roman" w:hAnsi="Times New Roman" w:cs="Times New Roman"/>
-          <w:b/>
-          <w:bCs/>
-          <w:sz w:val="28"/>
-          <w:szCs w:val="28"/>
-        </w:rPr>
-      </w:pPr>
-      <w:r>
-        <w:rPr>
-          <w:rFonts w:ascii="Times New Roman" w:hAnsi="Times New Roman" w:cs="Times New Roman"/>
-          <w:b/>
-          <w:bCs/>
-          <w:sz w:val="28"/>
-          <w:szCs w:val="28"/>
-        </w:rPr>
-        <w:t>Outcome/Conclusion:</w:t>
-      </w:r>
-    </w:p>
-    <w:p>
-      <w:pPr>
-        <w:jc w:val="both"/>
-        <w:rPr>
-          <w:rFonts w:ascii="Times New Roman" w:hAnsi="Times New Roman" w:cs="Times New Roman"/>
-          <w:sz w:val="28"/>
-          <w:szCs w:val="28"/>
-        </w:rPr>
-      </w:pPr>
-      <w:r>
-        <w:rPr>
-          <w:rFonts w:ascii="Times New Roman" w:hAnsi="Times New Roman" w:cs="Times New Roman"/>
-          <w:sz w:val="28"/>
-          <w:szCs w:val="28"/>
-        </w:rPr>
         <w:t>Binary Search is used in both iterative and recursive forms. The search begins with the middle element of the sorted list. If it matches the target, its position is returned. If the target is smaller, the search continues in the left half; otherwise, it continues in the right half. This process repeats until the target is found or the search range becomes empty. Both approaches use the same logic but differ in implementation.</w:t>
       </w:r>
     </w:p>
@@ -1590,8 +1609,8 @@
       </w:r>
     </w:p>
     <w:sectPr>
-      <w:headerReference w:type="default" r:id="rId12"/>
-      <w:footerReference w:type="default" r:id="rId13"/>
+      <w:headerReference w:type="default" r:id="rId11"/>
+      <w:footerReference w:type="default" r:id="rId12"/>
       <w:pgSz w:w="11906" w:h="16838"/>
       <w:pgMar w:top="1440" w:right="1440" w:bottom="1440" w:left="1440" w:header="709" w:footer="709" w:gutter="0"/>
       <w:cols w:space="708"/>
@@ -2161,6 +2180,7 @@
   <w:style w:type="paragraph" w:default="1" w:styleId="Normal">
     <w:name w:val="Normal"/>
     <w:qFormat/>
+    <w:rsid w:val="00D10907"/>
     <w:pPr>
       <w:spacing w:after="160" w:line="278" w:lineRule="auto"/>
     </w:pPr>
